--- a/CV_WU-Guanchu.docx
+++ b/CV_WU-Guanchu.docx
@@ -1,6 +1,6 @@
 
 <file path=word/document.xml><?xml version="1.0" encoding="utf-8"?>
-<w:document xmlns:wpc="http://schemas.microsoft.com/office/word/2010/wordprocessingCanvas" xmlns:cx="http://schemas.microsoft.com/office/drawing/2014/chartex" xmlns:cx1="http://schemas.microsoft.com/office/drawing/2015/9/8/chartex" xmlns:cx2="http://schemas.microsoft.com/office/drawing/2015/10/21/chartex" xmlns:cx3="http://schemas.microsoft.com/office/drawing/2016/5/9/chartex" xmlns:cx4="http://schemas.microsoft.com/office/drawing/2016/5/10/chartex" xmlns:cx5="http://schemas.microsoft.com/office/drawing/2016/5/11/chartex" xmlns:cx6="http://schemas.microsoft.com/office/drawing/2016/5/12/chartex" xmlns:cx7="http://schemas.microsoft.com/office/drawing/2016/5/13/chartex" xmlns:cx8="http://schemas.microsoft.com/office/drawing/2016/5/14/chartex" xmlns:mc="http://schemas.openxmlformats.org/markup-compatibility/2006" xmlns:aink="http://schemas.microsoft.com/office/drawing/2016/ink" xmlns:am3d="http://schemas.microsoft.com/office/drawing/2017/model3d" xmlns:o="urn:schemas-microsoft-com:office:office" xmlns:oel="http://schemas.microsoft.com/office/2019/extlst" xmlns:r="http://schemas.openxmlformats.org/officeDocument/2006/relationships" xmlns:m="http://schemas.openxmlformats.org/officeDocument/2006/math" xmlns:v="urn:schemas-microsoft-com:vml" xmlns:wp14="http://schemas.microsoft.com/office/word/2010/wordprocessingDrawing" xmlns:wp="http://schemas.openxmlformats.org/drawingml/2006/wordprocessingDrawing" xmlns:w10="urn:schemas-microsoft-com:office:word" xmlns:w="http://schemas.openxmlformats.org/wordprocessingml/2006/main" xmlns:w14="http://schemas.microsoft.com/office/word/2010/wordml" xmlns:w15="http://schemas.microsoft.com/office/word/2012/wordml" xmlns:w16cei="http://schemas.microsoft.com/office/word/2026/wordml/cei" xmlns:w16cex="http://schemas.microsoft.com/office/word/2018/wordml/cex" xmlns:w16cid="http://schemas.microsoft.com/office/word/2016/wordml/cid" xmlns:w16="http://schemas.microsoft.com/office/word/2018/wordml" xmlns:w16du="http://schemas.microsoft.com/office/word/2023/wordml/word16du" xmlns:w16sdtdh="http://schemas.microsoft.com/office/word/2020/wordml/sdtdatahash" xmlns:w16sdtfl="http://schemas.microsoft.com/office/word/2024/wordml/sdtformatlock" xmlns:w16se="http://schemas.microsoft.com/office/word/2015/wordml/symex" xmlns:wpg="http://schemas.microsoft.com/office/word/2010/wordprocessingGroup" xmlns:wpi="http://schemas.microsoft.com/office/word/2010/wordprocessingInk" xmlns:wne="http://schemas.microsoft.com/office/word/2006/wordml" xmlns:wps="http://schemas.microsoft.com/office/word/2010/wordprocessingShape" mc:Ignorable="w14 w15 w16se w16cid w16 w16cex w16sdtdh w16sdtfl w16du wp14">
+<w:document xmlns:wpc="http://schemas.microsoft.com/office/word/2010/wordprocessingCanvas" xmlns:cx="http://schemas.microsoft.com/office/drawing/2014/chartex" xmlns:cx1="http://schemas.microsoft.com/office/drawing/2015/9/8/chartex" xmlns:cx2="http://schemas.microsoft.com/office/drawing/2015/10/21/chartex" xmlns:cx3="http://schemas.microsoft.com/office/drawing/2016/5/9/chartex" xmlns:cx4="http://schemas.microsoft.com/office/drawing/2016/5/10/chartex" xmlns:cx5="http://schemas.microsoft.com/office/drawing/2016/5/11/chartex" xmlns:cx6="http://schemas.microsoft.com/office/drawing/2016/5/12/chartex" xmlns:cx7="http://schemas.microsoft.com/office/drawing/2016/5/13/chartex" xmlns:cx8="http://schemas.microsoft.com/office/drawing/2016/5/14/chartex" xmlns:mc="http://schemas.openxmlformats.org/markup-compatibility/2006" xmlns:m="http://schemas.openxmlformats.org/officeDocument/2006/math" xmlns:aink="http://schemas.microsoft.com/office/drawing/2016/ink" xmlns:am3d="http://schemas.microsoft.com/office/drawing/2017/model3d" xmlns:oel="http://schemas.microsoft.com/office/2019/extlst" xmlns:r="http://schemas.openxmlformats.org/officeDocument/2006/relationships" xmlns:wp14="http://schemas.microsoft.com/office/word/2010/wordprocessingDrawing" xmlns:wp="http://schemas.openxmlformats.org/drawingml/2006/wordprocessingDrawing" xmlns:wpg="http://schemas.microsoft.com/office/word/2010/wordprocessingGroup" xmlns:wpi="http://schemas.microsoft.com/office/word/2010/wordprocessingInk" xmlns:wps="http://schemas.microsoft.com/office/word/2010/wordprocessingShape" xmlns:o="urn:schemas-microsoft-com:office:office" xmlns:v="urn:schemas-microsoft-com:vml" xmlns:w10="urn:schemas-microsoft-com:office:word" xmlns:w="http://schemas.openxmlformats.org/wordprocessingml/2006/main" xmlns:w14="http://schemas.microsoft.com/office/word/2010/wordml" xmlns:w15="http://schemas.microsoft.com/office/word/2012/wordml" xmlns:w16cex="http://schemas.microsoft.com/office/word/2018/wordml/cex" xmlns:w16cid="http://schemas.microsoft.com/office/word/2016/wordml/cid" xmlns:w16="http://schemas.microsoft.com/office/word/2018/wordml" xmlns:w16sdtdh="http://schemas.microsoft.com/office/word/2020/wordml/sdtdatahash" xmlns:w16sdtfl="http://schemas.microsoft.com/office/word/2024/wordml/sdtformatlock" xmlns:w16se="http://schemas.microsoft.com/office/word/2015/wordml/symex" xmlns:w16du="http://schemas.microsoft.com/office/word/2023/wordml/word16du" xmlns:wne="http://schemas.microsoft.com/office/word/2006/wordml" mc:Ignorable="w14 w15 w16se w16cid w16 w16cex w16sdtdh w16sdtfl w16du wp14">
   <w:body>
     <w:p>
       <w:pPr>
@@ -25,8 +25,21 @@
           <w:szCs w:val="24"/>
           <w:lang w:val="en-US" w:eastAsia="zh-CN"/>
         </w:rPr>
-        <w:t>WU, Guanchu</w:t>
-      </w:r>
+        <w:t xml:space="preserve">WU, </w:t>
+      </w:r>
+      <w:proofErr w:type="spellStart"/>
+      <w:r>
+        <w:rPr>
+          <w:rFonts w:ascii="Times New Roman" w:hAnsi="Times New Roman"/>
+          <w:b/>
+          <w:smallCaps/>
+          <w:sz w:val="32"/>
+          <w:szCs w:val="24"/>
+          <w:lang w:val="en-US" w:eastAsia="zh-CN"/>
+        </w:rPr>
+        <w:t>Guanchu</w:t>
+      </w:r>
+      <w:proofErr w:type="spellEnd"/>
     </w:p>
     <w:p>
       <w:pPr>
@@ -47,7 +60,27 @@
           <w:szCs w:val="20"/>
           <w:lang w:val="en-US" w:eastAsia="zh-CN"/>
         </w:rPr>
-        <w:t>Address: No. 498 Chunjiang West Road, Chengdu, Sichuan,</w:t>
+        <w:t xml:space="preserve">Address: No. 498 </w:t>
+      </w:r>
+      <w:proofErr w:type="spellStart"/>
+      <w:r>
+        <w:rPr>
+          <w:rFonts w:ascii="Times New Roman" w:hAnsi="Times New Roman"/>
+          <w:sz w:val="20"/>
+          <w:szCs w:val="20"/>
+          <w:lang w:val="en-US" w:eastAsia="zh-CN"/>
+        </w:rPr>
+        <w:t>Chunjiang</w:t>
+      </w:r>
+      <w:proofErr w:type="spellEnd"/>
+      <w:r>
+        <w:rPr>
+          <w:rFonts w:ascii="Times New Roman" w:hAnsi="Times New Roman"/>
+          <w:sz w:val="20"/>
+          <w:szCs w:val="20"/>
+          <w:lang w:val="en-US" w:eastAsia="zh-CN"/>
+        </w:rPr>
+        <w:t xml:space="preserve"> West Road, Chengdu, Sichuan,</w:t>
       </w:r>
       <w:r>
         <w:rPr>
@@ -114,16 +147,7 @@
           <w:szCs w:val="20"/>
           <w:lang w:val="en-US"/>
         </w:rPr>
-        <w:t xml:space="preserve">+86 </w:t>
-      </w:r>
-      <w:r>
-        <w:rPr>
-          <w:rFonts w:ascii="Times New Roman" w:hAnsi="Times New Roman"/>
-          <w:sz w:val="20"/>
-          <w:szCs w:val="20"/>
-          <w:lang w:val="en-US"/>
-        </w:rPr>
-        <w:t>17311378261</w:t>
+        <w:t>+86 17311378261</w:t>
       </w:r>
       <w:r>
         <w:rPr>
@@ -161,10 +185,10 @@
         </w:rPr>
         <w:t xml:space="preserve">: </w:t>
       </w:r>
-      <w:hyperlink r:id="rId9" w:history="1">
+      <w:hyperlink r:id="rId8" w:history="1">
         <w:r>
           <w:rPr>
-            <w:rStyle w:val="ae"/>
+            <w:rStyle w:val="af0"/>
             <w:rFonts w:ascii="Times New Roman" w:hAnsi="Times New Roman"/>
             <w:sz w:val="20"/>
             <w:szCs w:val="20"/>
@@ -203,21 +227,12 @@
           <w:szCs w:val="20"/>
           <w:lang w:val="en-US" w:eastAsia="zh-CN"/>
         </w:rPr>
-        <w:t>GitHub:</w:t>
-      </w:r>
-      <w:r>
-        <w:rPr>
-          <w:rFonts w:ascii="Times New Roman" w:hAnsi="Times New Roman" w:hint="eastAsia"/>
-          <w:sz w:val="20"/>
-          <w:szCs w:val="20"/>
-          <w:lang w:val="en-US" w:eastAsia="zh-CN"/>
-        </w:rPr>
-        <w:t xml:space="preserve"> </w:t>
-      </w:r>
-      <w:hyperlink r:id="rId10" w:history="1">
+        <w:t xml:space="preserve">GitHub: </w:t>
+      </w:r>
+      <w:hyperlink r:id="rId9" w:history="1">
         <w:r>
           <w:rPr>
-            <w:rStyle w:val="ae"/>
+            <w:rStyle w:val="af0"/>
             <w:rFonts w:ascii="Times New Roman" w:hAnsi="Times New Roman"/>
             <w:sz w:val="20"/>
             <w:szCs w:val="20"/>
@@ -354,27 +369,7 @@
           <w:szCs w:val="20"/>
           <w:lang w:val="en-US" w:eastAsia="zh-CN"/>
         </w:rPr>
-        <w:t>)</w:t>
-      </w:r>
-      <w:r>
-        <w:rPr>
-          <w:rFonts w:ascii="Times New Roman" w:hAnsi="Times New Roman" w:hint="eastAsia"/>
-          <w:b/>
-          <w:sz w:val="20"/>
-          <w:szCs w:val="20"/>
-          <w:lang w:val="en-US" w:eastAsia="zh-CN"/>
-        </w:rPr>
-        <w:t>,</w:t>
-      </w:r>
-      <w:r>
-        <w:rPr>
-          <w:rFonts w:ascii="Times New Roman" w:hAnsi="Times New Roman" w:hint="eastAsia"/>
-          <w:b/>
-          <w:sz w:val="20"/>
-          <w:szCs w:val="20"/>
-          <w:lang w:val="en-US" w:eastAsia="zh-CN"/>
-        </w:rPr>
-        <w:t xml:space="preserve"> </w:t>
+        <w:t xml:space="preserve">), </w:t>
       </w:r>
       <w:r>
         <w:rPr>
@@ -434,17 +429,7 @@
           <w:szCs w:val="20"/>
           <w:lang w:val="en-US" w:eastAsia="zh-CN"/>
         </w:rPr>
-        <w:t>,</w:t>
-      </w:r>
-      <w:r>
-        <w:rPr>
-          <w:rFonts w:ascii="Times New Roman" w:hAnsi="Times New Roman" w:hint="eastAsia"/>
-          <w:b/>
-          <w:sz w:val="20"/>
-          <w:szCs w:val="20"/>
-          <w:lang w:val="en-US" w:eastAsia="zh-CN"/>
-        </w:rPr>
-        <w:t xml:space="preserve"> High Energy Physics</w:t>
+        <w:t>, High Energy Physics</w:t>
       </w:r>
     </w:p>
     <w:p>
@@ -505,27 +490,7 @@
           <w:szCs w:val="20"/>
           <w:lang w:val="en-US" w:eastAsia="zh-CN"/>
         </w:rPr>
-        <w:t>Machine Learning</w:t>
-      </w:r>
-      <w:r>
-        <w:rPr>
-          <w:rFonts w:ascii="Times New Roman" w:hAnsi="Times New Roman" w:hint="eastAsia"/>
-          <w:bCs/>
-          <w:sz w:val="20"/>
-          <w:szCs w:val="20"/>
-          <w:lang w:val="en-US" w:eastAsia="zh-CN"/>
-        </w:rPr>
-        <w:t xml:space="preserve">, </w:t>
-      </w:r>
-      <w:r>
-        <w:rPr>
-          <w:rFonts w:ascii="Times New Roman" w:hAnsi="Times New Roman" w:hint="eastAsia"/>
-          <w:bCs/>
-          <w:sz w:val="20"/>
-          <w:szCs w:val="20"/>
-          <w:lang w:val="en-US" w:eastAsia="zh-CN"/>
-        </w:rPr>
-        <w:t>Deep Learning, C++ and Python</w:t>
+        <w:t>Machine Learning, Deep Learning, C++ and Python</w:t>
       </w:r>
     </w:p>
     <w:p>
@@ -580,57 +545,29 @@
           <w:szCs w:val="20"/>
           <w:lang w:val="en-US" w:eastAsia="zh-CN"/>
         </w:rPr>
-        <w:t>Quantum Algorithms</w:t>
-      </w:r>
-      <w:r>
-        <w:rPr>
-          <w:rFonts w:ascii="Times New Roman" w:hAnsi="Times New Roman" w:hint="eastAsia"/>
-          <w:bCs/>
-          <w:sz w:val="20"/>
-          <w:szCs w:val="20"/>
-          <w:lang w:val="en-US" w:eastAsia="zh-CN"/>
-        </w:rPr>
-        <w:t xml:space="preserve"> </w:t>
-      </w:r>
-      <w:r>
-        <w:rPr>
-          <w:rFonts w:ascii="Times New Roman" w:hAnsi="Times New Roman" w:hint="eastAsia"/>
-          <w:bCs/>
-          <w:sz w:val="20"/>
-          <w:szCs w:val="20"/>
-          <w:lang w:val="en-US" w:eastAsia="zh-CN"/>
-        </w:rPr>
-        <w:t xml:space="preserve">(e.g. </w:t>
-      </w:r>
-      <w:r>
-        <w:rPr>
-          <w:rFonts w:ascii="Times New Roman" w:hAnsi="Times New Roman" w:hint="eastAsia"/>
-          <w:bCs/>
-          <w:sz w:val="20"/>
-          <w:szCs w:val="20"/>
-          <w:lang w:val="en-US" w:eastAsia="zh-CN"/>
-        </w:rPr>
-        <w:t>Q</w:t>
-      </w:r>
-      <w:r>
-        <w:rPr>
-          <w:rFonts w:ascii="Times New Roman" w:hAnsi="Times New Roman" w:hint="eastAsia"/>
-          <w:bCs/>
-          <w:sz w:val="20"/>
-          <w:szCs w:val="20"/>
-          <w:lang w:val="en-US" w:eastAsia="zh-CN"/>
-        </w:rPr>
-        <w:t>FT,</w:t>
-      </w:r>
-      <w:r>
-        <w:rPr>
-          <w:rFonts w:ascii="Times New Roman" w:hAnsi="Times New Roman" w:hint="eastAsia"/>
-          <w:bCs/>
-          <w:sz w:val="20"/>
-          <w:szCs w:val="20"/>
-          <w:lang w:val="en-US" w:eastAsia="zh-CN"/>
-        </w:rPr>
-        <w:t xml:space="preserve"> Shor Code, Toric Code</w:t>
+        <w:t xml:space="preserve">Quantum Algorithms (e.g. QFT, </w:t>
+      </w:r>
+      <w:proofErr w:type="spellStart"/>
+      <w:r>
+        <w:rPr>
+          <w:rFonts w:ascii="Times New Roman" w:hAnsi="Times New Roman" w:hint="eastAsia"/>
+          <w:bCs/>
+          <w:sz w:val="20"/>
+          <w:szCs w:val="20"/>
+          <w:lang w:val="en-US" w:eastAsia="zh-CN"/>
+        </w:rPr>
+        <w:t>Shor</w:t>
+      </w:r>
+      <w:proofErr w:type="spellEnd"/>
+      <w:r>
+        <w:rPr>
+          <w:rFonts w:ascii="Times New Roman" w:hAnsi="Times New Roman" w:hint="eastAsia"/>
+          <w:bCs/>
+          <w:sz w:val="20"/>
+          <w:szCs w:val="20"/>
+          <w:lang w:val="en-US" w:eastAsia="zh-CN"/>
+        </w:rPr>
+        <w:t xml:space="preserve"> Code, Toric Code</w:t>
       </w:r>
       <w:r>
         <w:rPr>
@@ -675,17 +612,7 @@
           <w:szCs w:val="20"/>
           <w:lang w:val="en-US" w:eastAsia="zh-CN"/>
         </w:rPr>
-        <w:t>Machine Learning &amp; Data Analysis:</w:t>
-      </w:r>
-      <w:r>
-        <w:rPr>
-          <w:rFonts w:ascii="Times New Roman" w:hAnsi="Times New Roman" w:hint="eastAsia"/>
-          <w:b/>
-          <w:sz w:val="20"/>
-          <w:szCs w:val="20"/>
-          <w:lang w:val="en-US" w:eastAsia="zh-CN"/>
-        </w:rPr>
-        <w:t xml:space="preserve"> </w:t>
+        <w:t xml:space="preserve">Machine Learning &amp; Data Analysis: </w:t>
       </w:r>
       <w:r>
         <w:rPr>
@@ -815,16 +742,7 @@
           <w:szCs w:val="20"/>
           <w:lang w:val="en-US" w:eastAsia="zh-CN"/>
         </w:rPr>
-        <w:t>achelor of Science in Physics</w:t>
-      </w:r>
-      <w:r>
-        <w:rPr>
-          <w:rFonts w:ascii="Times New Roman" w:hAnsi="Times New Roman"/>
-          <w:sz w:val="20"/>
-          <w:szCs w:val="20"/>
-          <w:lang w:val="en-US" w:eastAsia="zh-CN"/>
-        </w:rPr>
-        <w:t xml:space="preserve"> (Class of 2027)</w:t>
+        <w:t>achelor of Science in Physics (Class of 2027)</w:t>
       </w:r>
       <w:r>
         <w:rPr>
@@ -965,7 +883,31 @@
           <w:szCs w:val="20"/>
           <w:lang w:val="en-US" w:eastAsia="zh-CN"/>
         </w:rPr>
-        <w:t xml:space="preserve">Awards and Honours: </w:t>
+        <w:t xml:space="preserve">Awards and </w:t>
+      </w:r>
+      <w:proofErr w:type="spellStart"/>
+      <w:r>
+        <w:rPr>
+          <w:rFonts w:ascii="Times New Roman" w:hAnsi="Times New Roman"/>
+          <w:b/>
+          <w:bCs/>
+          <w:sz w:val="20"/>
+          <w:szCs w:val="20"/>
+          <w:lang w:val="en-US" w:eastAsia="zh-CN"/>
+        </w:rPr>
+        <w:t>Honours</w:t>
+      </w:r>
+      <w:proofErr w:type="spellEnd"/>
+      <w:r>
+        <w:rPr>
+          <w:rFonts w:ascii="Times New Roman" w:hAnsi="Times New Roman"/>
+          <w:b/>
+          <w:bCs/>
+          <w:sz w:val="20"/>
+          <w:szCs w:val="20"/>
+          <w:lang w:val="en-US" w:eastAsia="zh-CN"/>
+        </w:rPr>
+        <w:t xml:space="preserve">: </w:t>
       </w:r>
       <w:r>
         <w:rPr>
@@ -1083,25 +1025,25 @@
           <w:szCs w:val="20"/>
           <w:lang w:val="en-US" w:eastAsia="zh-CN"/>
         </w:rPr>
-        <w:t xml:space="preserve"> </w:t>
-      </w:r>
-      <w:r>
-        <w:rPr>
-          <w:rFonts w:ascii="Times New Roman" w:hAnsi="Times New Roman"/>
-          <w:sz w:val="20"/>
-          <w:szCs w:val="20"/>
-          <w:lang w:val="en-US" w:eastAsia="zh-CN"/>
-        </w:rPr>
-        <w:t>Real Analysis, Complex Analysis, Abstract Algebra, Differential Geometry; Quantum Mechanics, Methods of Experimental Physics, Thermodynamics and Statistical Physics</w:t>
-      </w:r>
-      <w:r>
-        <w:rPr>
-          <w:rFonts w:ascii="Times New Roman" w:hAnsi="Times New Roman" w:hint="eastAsia"/>
-          <w:sz w:val="20"/>
-          <w:szCs w:val="20"/>
-          <w:lang w:val="en-US" w:eastAsia="zh-CN"/>
-        </w:rPr>
-        <w:t>;</w:t>
+        <w:t xml:space="preserve"> Real Analysis, Complex Analysis, Abstract Algebra, Differential Geometry</w:t>
+      </w:r>
+      <w:r>
+        <w:rPr>
+          <w:rFonts w:ascii="Times New Roman" w:hAnsi="Times New Roman"/>
+          <w:sz w:val="20"/>
+          <w:szCs w:val="20"/>
+          <w:lang w:val="en-GB" w:eastAsia="zh-CN"/>
+        </w:rPr>
+        <w:t xml:space="preserve">, </w:t>
+      </w:r>
+      <w:r>
+        <w:rPr>
+          <w:rFonts w:ascii="Times New Roman" w:hAnsi="Times New Roman"/>
+          <w:sz w:val="20"/>
+          <w:szCs w:val="20"/>
+          <w:lang w:val="en-US" w:eastAsia="zh-CN"/>
+        </w:rPr>
+        <w:t xml:space="preserve">Quantum Mechanics, Methods of Experimental Physics, Thermodynamics and Statistical Physics, </w:t>
       </w:r>
       <w:r>
         <w:rPr>
@@ -1208,14 +1150,6 @@
           <w:lang w:val="en-US"/>
         </w:rPr>
         <w:tab/>
-      </w:r>
-      <w:r>
-        <w:rPr>
-          <w:rFonts w:ascii="Times New Roman" w:hAnsi="Times New Roman"/>
-          <w:sz w:val="20"/>
-          <w:szCs w:val="20"/>
-          <w:lang w:val="en-US"/>
-        </w:rPr>
         <w:t>München</w:t>
       </w:r>
       <w:r>
@@ -1347,16 +1281,7 @@
           <w:szCs w:val="20"/>
           <w:lang w:val="en-US" w:eastAsia="zh-CN"/>
         </w:rPr>
-        <w:t xml:space="preserve">Advanced Concepts of Quantum Computing, Introduction to Deep Learning, Quantum Information Theory, </w:t>
-      </w:r>
-      <w:r>
-        <w:rPr>
-          <w:rFonts w:ascii="Times New Roman" w:hAnsi="Times New Roman"/>
-          <w:sz w:val="20"/>
-          <w:szCs w:val="20"/>
-          <w:lang w:val="en-US" w:eastAsia="zh-CN"/>
-        </w:rPr>
-        <w:t>Theoretical Quantum Optics</w:t>
+        <w:t>Advanced Concepts of Quantum Computing, Introduction to Deep Learning, Quantum Information Theory, Theoretical Quantum Optics</w:t>
       </w:r>
     </w:p>
     <w:p>
@@ -1482,8 +1407,9 @@
           <w:szCs w:val="20"/>
           <w:lang w:val="en-US" w:eastAsia="zh-CN"/>
         </w:rPr>
-        <w:t xml:space="preserve">, </w:t>
-      </w:r>
+        <w:t xml:space="preserve">, Supervised by Prof. HUANG, </w:t>
+      </w:r>
+      <w:proofErr w:type="spellStart"/>
       <w:r>
         <w:rPr>
           <w:rFonts w:ascii="Times New Roman" w:hAnsi="Times New Roman" w:hint="eastAsia"/>
@@ -1494,11 +1420,12 @@
           <w:szCs w:val="20"/>
           <w:lang w:val="en-US" w:eastAsia="zh-CN"/>
         </w:rPr>
-        <w:t>Supervised by Prof</w:t>
-      </w:r>
-      <w:r>
-        <w:rPr>
-          <w:rFonts w:ascii="Times New Roman" w:hAnsi="Times New Roman" w:hint="eastAsia"/>
+        <w:t>Shiling</w:t>
+      </w:r>
+      <w:proofErr w:type="spellEnd"/>
+      <w:r>
+        <w:rPr>
+          <w:rFonts w:ascii="Times New Roman" w:hAnsi="Times New Roman"/>
           <w:bCs/>
           <w:i/>
           <w:iCs/>
@@ -1506,30 +1433,6 @@
           <w:szCs w:val="20"/>
           <w:lang w:val="en-US" w:eastAsia="zh-CN"/>
         </w:rPr>
-        <w:t>.</w:t>
-      </w:r>
-      <w:r>
-        <w:rPr>
-          <w:rFonts w:ascii="Times New Roman" w:hAnsi="Times New Roman" w:hint="eastAsia"/>
-          <w:bCs/>
-          <w:i/>
-          <w:iCs/>
-          <w:sz w:val="20"/>
-          <w:szCs w:val="20"/>
-          <w:lang w:val="en-US" w:eastAsia="zh-CN"/>
-        </w:rPr>
-        <w:t xml:space="preserve"> HUANG, Shiling</w:t>
-      </w:r>
-      <w:r>
-        <w:rPr>
-          <w:rFonts w:ascii="Times New Roman" w:hAnsi="Times New Roman"/>
-          <w:bCs/>
-          <w:i/>
-          <w:iCs/>
-          <w:sz w:val="20"/>
-          <w:szCs w:val="20"/>
-          <w:lang w:val="en-US" w:eastAsia="zh-CN"/>
-        </w:rPr>
         <w:tab/>
       </w:r>
       <w:r>
@@ -1540,17 +1443,7 @@
           <w:szCs w:val="20"/>
           <w:lang w:val="en-US" w:eastAsia="zh-CN"/>
         </w:rPr>
-        <w:t>Aug 2026</w:t>
-      </w:r>
-      <w:r>
-        <w:rPr>
-          <w:rFonts w:ascii="Times New Roman" w:hAnsi="Times New Roman" w:hint="eastAsia"/>
-          <w:bCs/>
-          <w:sz w:val="20"/>
-          <w:szCs w:val="20"/>
-          <w:lang w:val="en-US" w:eastAsia="zh-CN"/>
-        </w:rPr>
-        <w:t xml:space="preserve"> </w:t>
+        <w:t xml:space="preserve">Aug 2026 </w:t>
       </w:r>
       <w:r>
         <w:rPr>
@@ -1599,7 +1492,7 @@
       <w:pPr>
         <w:numPr>
           <w:ilvl w:val="0"/>
-          <w:numId w:val="3"/>
+          <w:numId w:val="2"/>
         </w:numPr>
         <w:spacing w:after="10" w:line="240" w:lineRule="auto"/>
         <w:rPr>
@@ -1623,7 +1516,7 @@
       <w:pPr>
         <w:numPr>
           <w:ilvl w:val="0"/>
-          <w:numId w:val="3"/>
+          <w:numId w:val="2"/>
         </w:numPr>
         <w:spacing w:after="10" w:line="240" w:lineRule="auto"/>
         <w:rPr>
@@ -1647,7 +1540,7 @@
       <w:pPr>
         <w:numPr>
           <w:ilvl w:val="0"/>
-          <w:numId w:val="3"/>
+          <w:numId w:val="2"/>
         </w:numPr>
         <w:spacing w:after="10" w:line="240" w:lineRule="auto"/>
         <w:rPr>
@@ -1809,8 +1702,21 @@
           <w:szCs w:val="20"/>
           <w:lang w:val="en-US" w:eastAsia="zh-CN"/>
         </w:rPr>
-        <w:t xml:space="preserve"> Stefan Filipp</w:t>
-      </w:r>
+        <w:t xml:space="preserve"> Stefan </w:t>
+      </w:r>
+      <w:proofErr w:type="spellStart"/>
+      <w:r>
+        <w:rPr>
+          <w:rFonts w:ascii="Times New Roman" w:hAnsi="Times New Roman"/>
+          <w:i/>
+          <w:iCs/>
+          <w:sz w:val="20"/>
+          <w:szCs w:val="20"/>
+          <w:lang w:val="en-US" w:eastAsia="zh-CN"/>
+        </w:rPr>
+        <w:t>Filipp</w:t>
+      </w:r>
+      <w:proofErr w:type="spellEnd"/>
       <w:r>
         <w:rPr>
           <w:rFonts w:ascii="Times New Roman" w:hAnsi="Times New Roman"/>
@@ -1926,10 +1832,10 @@
       <w:pPr>
         <w:numPr>
           <w:ilvl w:val="0"/>
-          <w:numId w:val="3"/>
+          <w:numId w:val="2"/>
         </w:numPr>
         <w:tabs>
-          <w:tab w:val="num" w:pos="720"/>
+          <w:tab w:val="left" w:pos="720"/>
         </w:tabs>
         <w:spacing w:after="10" w:line="240" w:lineRule="auto"/>
         <w:rPr>
@@ -1946,17 +1852,37 @@
           <w:szCs w:val="20"/>
           <w:lang w:val="en-US" w:eastAsia="zh-CN"/>
         </w:rPr>
-        <w:t>Analytically and numerically studied the Hamiltonians of general superconducting circuits (e.g., transmon and coupled circuits) and a specific circuit from the experiment</w:t>
+        <w:t xml:space="preserve">Analytically and numerically studied the Hamiltonians of general superconducting circuits (e.g., </w:t>
+      </w:r>
+      <w:proofErr w:type="spellStart"/>
+      <w:r>
+        <w:rPr>
+          <w:rFonts w:ascii="Times New Roman" w:hAnsi="Times New Roman" w:hint="eastAsia"/>
+          <w:sz w:val="20"/>
+          <w:szCs w:val="20"/>
+          <w:lang w:val="en-US" w:eastAsia="zh-CN"/>
+        </w:rPr>
+        <w:t>transmon</w:t>
+      </w:r>
+      <w:proofErr w:type="spellEnd"/>
+      <w:r>
+        <w:rPr>
+          <w:rFonts w:ascii="Times New Roman" w:hAnsi="Times New Roman" w:hint="eastAsia"/>
+          <w:sz w:val="20"/>
+          <w:szCs w:val="20"/>
+          <w:lang w:val="en-US" w:eastAsia="zh-CN"/>
+        </w:rPr>
+        <w:t xml:space="preserve"> and coupled circuits) and a specific circuit from the experiment</w:t>
       </w:r>
     </w:p>
     <w:p>
       <w:pPr>
         <w:numPr>
           <w:ilvl w:val="0"/>
-          <w:numId w:val="3"/>
+          <w:numId w:val="2"/>
         </w:numPr>
         <w:tabs>
-          <w:tab w:val="num" w:pos="720"/>
+          <w:tab w:val="left" w:pos="720"/>
         </w:tabs>
         <w:spacing w:after="10" w:line="240" w:lineRule="auto"/>
         <w:rPr>
@@ -1989,10 +1915,10 @@
       <w:pPr>
         <w:numPr>
           <w:ilvl w:val="0"/>
-          <w:numId w:val="3"/>
+          <w:numId w:val="2"/>
         </w:numPr>
         <w:tabs>
-          <w:tab w:val="num" w:pos="720"/>
+          <w:tab w:val="left" w:pos="720"/>
         </w:tabs>
         <w:spacing w:after="10" w:line="240" w:lineRule="auto"/>
         <w:rPr>
@@ -2284,27 +2210,7 @@
           <w:szCs w:val="20"/>
           <w:lang w:eastAsia="zh-CN"/>
         </w:rPr>
-        <w:t xml:space="preserve">ontrol of </w:t>
-      </w:r>
-      <w:r>
-        <w:rPr>
-          <w:rFonts w:ascii="Times New Roman" w:hAnsi="Times New Roman"/>
-          <w:b/>
-          <w:sz w:val="20"/>
-          <w:szCs w:val="20"/>
-          <w:lang w:eastAsia="zh-CN"/>
-        </w:rPr>
-        <w:t>a</w:t>
-      </w:r>
-      <w:r>
-        <w:rPr>
-          <w:rFonts w:ascii="Times New Roman" w:hAnsi="Times New Roman"/>
-          <w:b/>
-          <w:sz w:val="20"/>
-          <w:szCs w:val="20"/>
-          <w:lang w:eastAsia="zh-CN"/>
-        </w:rPr>
-        <w:t xml:space="preserve"> </w:t>
+        <w:t xml:space="preserve">ontrol of a </w:t>
       </w:r>
       <w:r>
         <w:rPr>
@@ -2371,7 +2277,7 @@
       <w:pPr>
         <w:numPr>
           <w:ilvl w:val="0"/>
-          <w:numId w:val="3"/>
+          <w:numId w:val="2"/>
         </w:numPr>
         <w:spacing w:after="10" w:line="240" w:lineRule="auto"/>
         <w:rPr>
@@ -2388,23 +2294,14 @@
           <w:szCs w:val="20"/>
           <w:lang w:val="en-US" w:eastAsia="zh-CN"/>
         </w:rPr>
-        <w:t>Applies</w:t>
-      </w:r>
-      <w:r>
-        <w:rPr>
-          <w:rFonts w:ascii="Times New Roman" w:hAnsi="Times New Roman" w:hint="eastAsia"/>
-          <w:sz w:val="20"/>
-          <w:szCs w:val="20"/>
-          <w:lang w:val="en-US" w:eastAsia="zh-CN"/>
-        </w:rPr>
-        <w:t xml:space="preserve"> VLA model to realize zero-shot control of a simulated robot, aiming to realize autonomous decision-making from natural language instructions and visual observations</w:t>
+        <w:t>Applies VLA model to realize zero-shot control of a simulated robot, aiming to realize autonomous decision-making from natural language instructions and visual observations</w:t>
       </w:r>
     </w:p>
     <w:p>
       <w:pPr>
         <w:numPr>
           <w:ilvl w:val="0"/>
-          <w:numId w:val="3"/>
+          <w:numId w:val="2"/>
         </w:numPr>
         <w:spacing w:after="10" w:line="240" w:lineRule="auto"/>
         <w:rPr>
@@ -2421,16 +2318,7 @@
           <w:szCs w:val="20"/>
           <w:lang w:val="en-US" w:eastAsia="zh-CN"/>
         </w:rPr>
-        <w:t>Expands</w:t>
-      </w:r>
-      <w:r>
-        <w:rPr>
-          <w:rFonts w:ascii="Times New Roman" w:hAnsi="Times New Roman" w:hint="eastAsia"/>
-          <w:sz w:val="20"/>
-          <w:szCs w:val="20"/>
-          <w:lang w:val="en-US" w:eastAsia="zh-CN"/>
-        </w:rPr>
-        <w:t xml:space="preserve"> </w:t>
+        <w:t xml:space="preserve">Expands </w:t>
       </w:r>
       <w:r>
         <w:rPr>
@@ -2464,7 +2352,7 @@
       <w:pPr>
         <w:numPr>
           <w:ilvl w:val="0"/>
-          <w:numId w:val="3"/>
+          <w:numId w:val="2"/>
         </w:numPr>
         <w:spacing w:after="10" w:line="240" w:lineRule="auto"/>
         <w:rPr>
@@ -2481,7 +2369,27 @@
           <w:szCs w:val="20"/>
           <w:lang w:eastAsia="zh-CN"/>
         </w:rPr>
-        <w:t>Designed evaluation tasks involving previously unseen color combinations and achieved a 64% success rate without task-specific fine-tuning, demonstrating the model’s zero-shot generalization capability.</w:t>
+        <w:t xml:space="preserve">Designed evaluation tasks involving previously unseen </w:t>
+      </w:r>
+      <w:proofErr w:type="spellStart"/>
+      <w:r>
+        <w:rPr>
+          <w:rFonts w:ascii="Times New Roman" w:hAnsi="Times New Roman"/>
+          <w:sz w:val="20"/>
+          <w:szCs w:val="20"/>
+          <w:lang w:eastAsia="zh-CN"/>
+        </w:rPr>
+        <w:t>color</w:t>
+      </w:r>
+      <w:proofErr w:type="spellEnd"/>
+      <w:r>
+        <w:rPr>
+          <w:rFonts w:ascii="Times New Roman" w:hAnsi="Times New Roman"/>
+          <w:sz w:val="20"/>
+          <w:szCs w:val="20"/>
+          <w:lang w:eastAsia="zh-CN"/>
+        </w:rPr>
+        <w:t xml:space="preserve"> combinations and achieved a 64% success rate without task-specific fine-tuning, demonstrating the model’s zero-shot generalization capability.</w:t>
       </w:r>
     </w:p>
     <w:p>
@@ -2687,7 +2595,7 @@
       <w:pPr>
         <w:numPr>
           <w:ilvl w:val="0"/>
-          <w:numId w:val="3"/>
+          <w:numId w:val="2"/>
         </w:numPr>
         <w:spacing w:after="10" w:line="240" w:lineRule="auto"/>
         <w:rPr>
@@ -2738,7 +2646,7 @@
       <w:pPr>
         <w:numPr>
           <w:ilvl w:val="0"/>
-          <w:numId w:val="3"/>
+          <w:numId w:val="2"/>
         </w:numPr>
         <w:spacing w:after="10" w:line="240" w:lineRule="auto"/>
         <w:rPr>
@@ -2762,7 +2670,7 @@
       <w:pPr>
         <w:numPr>
           <w:ilvl w:val="0"/>
-          <w:numId w:val="3"/>
+          <w:numId w:val="2"/>
         </w:numPr>
         <w:spacing w:after="10" w:line="240" w:lineRule="auto"/>
         <w:rPr>
@@ -2885,7 +2793,7 @@
       <w:pPr>
         <w:numPr>
           <w:ilvl w:val="0"/>
-          <w:numId w:val="3"/>
+          <w:numId w:val="2"/>
         </w:numPr>
         <w:spacing w:after="10" w:line="240" w:lineRule="auto"/>
         <w:rPr>
@@ -3039,8 +2947,9 @@
           <w:szCs w:val="20"/>
           <w:lang w:val="en-US" w:eastAsia="zh-CN"/>
         </w:rPr>
-        <w:t xml:space="preserve"> </w:t>
-      </w:r>
+        <w:t xml:space="preserve"> LIAO, </w:t>
+      </w:r>
+      <w:proofErr w:type="spellStart"/>
       <w:r>
         <w:rPr>
           <w:rFonts w:ascii="Times New Roman" w:hAnsi="Times New Roman" w:hint="eastAsia"/>
@@ -3050,8 +2959,9 @@
           <w:szCs w:val="20"/>
           <w:lang w:val="en-US" w:eastAsia="zh-CN"/>
         </w:rPr>
-        <w:t>LIAO, Shujuan</w:t>
-      </w:r>
+        <w:t>Shujuan</w:t>
+      </w:r>
+      <w:proofErr w:type="spellEnd"/>
       <w:r>
         <w:rPr>
           <w:rFonts w:ascii="Times New Roman" w:hAnsi="Times New Roman"/>
@@ -3070,16 +2980,7 @@
           <w:szCs w:val="20"/>
           <w:lang w:val="en-US" w:eastAsia="zh-CN"/>
         </w:rPr>
-        <w:t>Dec</w:t>
-      </w:r>
-      <w:r>
-        <w:rPr>
-          <w:rFonts w:ascii="Times New Roman" w:hAnsi="Times New Roman" w:hint="eastAsia"/>
-          <w:sz w:val="20"/>
-          <w:szCs w:val="20"/>
-          <w:lang w:val="en-US" w:eastAsia="zh-CN"/>
-        </w:rPr>
-        <w:t xml:space="preserve"> </w:t>
+        <w:t xml:space="preserve">Dec </w:t>
       </w:r>
       <w:r>
         <w:rPr>
@@ -3185,10 +3086,10 @@
       <w:pPr>
         <w:numPr>
           <w:ilvl w:val="0"/>
-          <w:numId w:val="3"/>
+          <w:numId w:val="2"/>
         </w:numPr>
         <w:tabs>
-          <w:tab w:val="num" w:pos="720"/>
+          <w:tab w:val="left" w:pos="720"/>
         </w:tabs>
         <w:spacing w:after="10" w:line="240" w:lineRule="auto"/>
         <w:rPr>
@@ -3205,7 +3106,27 @@
           <w:szCs w:val="20"/>
           <w:lang w:val="en-US" w:eastAsia="zh-CN"/>
         </w:rPr>
-        <w:t xml:space="preserve">Performed data cleaning, missingness </w:t>
+        <w:t xml:space="preserve">Performed data cleaning, </w:t>
+      </w:r>
+      <w:proofErr w:type="spellStart"/>
+      <w:r>
+        <w:rPr>
+          <w:rFonts w:ascii="Times New Roman" w:hAnsi="Times New Roman"/>
+          <w:sz w:val="20"/>
+          <w:szCs w:val="20"/>
+          <w:lang w:val="en-US" w:eastAsia="zh-CN"/>
+        </w:rPr>
+        <w:t>missingness</w:t>
+      </w:r>
+      <w:proofErr w:type="spellEnd"/>
+      <w:r>
+        <w:rPr>
+          <w:rFonts w:ascii="Times New Roman" w:hAnsi="Times New Roman"/>
+          <w:sz w:val="20"/>
+          <w:szCs w:val="20"/>
+          <w:lang w:val="en-US" w:eastAsia="zh-CN"/>
+        </w:rPr>
+        <w:t xml:space="preserve"> </w:t>
       </w:r>
       <w:r>
         <w:rPr>
@@ -3248,10 +3169,10 @@
       <w:pPr>
         <w:numPr>
           <w:ilvl w:val="0"/>
-          <w:numId w:val="3"/>
+          <w:numId w:val="2"/>
         </w:numPr>
         <w:tabs>
-          <w:tab w:val="num" w:pos="720"/>
+          <w:tab w:val="left" w:pos="720"/>
         </w:tabs>
         <w:spacing w:after="10" w:line="240" w:lineRule="auto"/>
         <w:rPr>
@@ -3311,10 +3232,10 @@
       <w:pPr>
         <w:numPr>
           <w:ilvl w:val="0"/>
-          <w:numId w:val="3"/>
+          <w:numId w:val="2"/>
         </w:numPr>
         <w:tabs>
-          <w:tab w:val="num" w:pos="720"/>
+          <w:tab w:val="left" w:pos="720"/>
         </w:tabs>
         <w:spacing w:after="10" w:line="240" w:lineRule="auto"/>
         <w:rPr>
@@ -3370,10 +3291,10 @@
       <w:pPr>
         <w:numPr>
           <w:ilvl w:val="0"/>
-          <w:numId w:val="3"/>
+          <w:numId w:val="2"/>
         </w:numPr>
         <w:tabs>
-          <w:tab w:val="num" w:pos="720"/>
+          <w:tab w:val="left" w:pos="720"/>
         </w:tabs>
         <w:spacing w:after="10" w:line="240" w:lineRule="auto"/>
         <w:rPr>
@@ -3523,7 +3444,7 @@
           <w:rFonts w:ascii="Times New Roman" w:hAnsi="Times New Roman"/>
           <w:sz w:val="20"/>
           <w:szCs w:val="20"/>
-          <w:lang w:val="en-US" w:eastAsia="zh-CN"/>
+          <w:lang w:eastAsia="zh-CN"/>
         </w:rPr>
       </w:pPr>
       <w:r>
@@ -3624,12 +3545,12 @@
       </w:r>
       <w:r>
         <w:rPr>
-          <w:rFonts w:ascii="Times New Roman" w:hAnsi="Times New Roman" w:hint="eastAsia"/>
-          <w:sz w:val="20"/>
-          <w:szCs w:val="20"/>
-          <w:lang w:val="en-US" w:eastAsia="zh-CN"/>
-        </w:rPr>
-        <w:t>5</w:t>
+          <w:rFonts w:ascii="Times New Roman" w:hAnsi="Times New Roman"/>
+          <w:sz w:val="20"/>
+          <w:szCs w:val="20"/>
+          <w:lang w:eastAsia="zh-CN"/>
+        </w:rPr>
+        <w:t>4</w:t>
       </w:r>
     </w:p>
     <w:p>
@@ -3662,10 +3583,10 @@
       <w:pPr>
         <w:numPr>
           <w:ilvl w:val="0"/>
-          <w:numId w:val="3"/>
+          <w:numId w:val="2"/>
         </w:numPr>
         <w:tabs>
-          <w:tab w:val="num" w:pos="720"/>
+          <w:tab w:val="left" w:pos="720"/>
         </w:tabs>
         <w:spacing w:after="10" w:line="240" w:lineRule="auto"/>
         <w:rPr>
@@ -3720,10 +3641,10 @@
       <w:pPr>
         <w:numPr>
           <w:ilvl w:val="0"/>
-          <w:numId w:val="3"/>
+          <w:numId w:val="2"/>
         </w:numPr>
         <w:tabs>
-          <w:tab w:val="num" w:pos="720"/>
+          <w:tab w:val="left" w:pos="720"/>
         </w:tabs>
         <w:spacing w:after="10" w:line="240" w:lineRule="auto"/>
         <w:rPr>
@@ -3748,10 +3669,10 @@
       <w:pPr>
         <w:numPr>
           <w:ilvl w:val="0"/>
-          <w:numId w:val="3"/>
+          <w:numId w:val="2"/>
         </w:numPr>
         <w:tabs>
-          <w:tab w:val="num" w:pos="720"/>
+          <w:tab w:val="left" w:pos="720"/>
         </w:tabs>
         <w:spacing w:after="10" w:line="240" w:lineRule="auto"/>
         <w:rPr>
@@ -3892,11 +3813,11 @@
 </file>
 
 <file path=word/endnotes.xml><?xml version="1.0" encoding="utf-8"?>
-<w:endnotes xmlns:wpc="http://schemas.microsoft.com/office/word/2010/wordprocessingCanvas" xmlns:cx="http://schemas.microsoft.com/office/drawing/2014/chartex" xmlns:cx1="http://schemas.microsoft.com/office/drawing/2015/9/8/chartex" xmlns:cx2="http://schemas.microsoft.com/office/drawing/2015/10/21/chartex" xmlns:cx3="http://schemas.microsoft.com/office/drawing/2016/5/9/chartex" xmlns:cx4="http://schemas.microsoft.com/office/drawing/2016/5/10/chartex" xmlns:cx5="http://schemas.microsoft.com/office/drawing/2016/5/11/chartex" xmlns:cx6="http://schemas.microsoft.com/office/drawing/2016/5/12/chartex" xmlns:cx7="http://schemas.microsoft.com/office/drawing/2016/5/13/chartex" xmlns:cx8="http://schemas.microsoft.com/office/drawing/2016/5/14/chartex" xmlns:mc="http://schemas.openxmlformats.org/markup-compatibility/2006" xmlns:aink="http://schemas.microsoft.com/office/drawing/2016/ink" xmlns:am3d="http://schemas.microsoft.com/office/drawing/2017/model3d" xmlns:o="urn:schemas-microsoft-com:office:office" xmlns:oel="http://schemas.microsoft.com/office/2019/extlst" xmlns:r="http://schemas.openxmlformats.org/officeDocument/2006/relationships" xmlns:m="http://schemas.openxmlformats.org/officeDocument/2006/math" xmlns:v="urn:schemas-microsoft-com:vml" xmlns:wp14="http://schemas.microsoft.com/office/word/2010/wordprocessingDrawing" xmlns:wp="http://schemas.openxmlformats.org/drawingml/2006/wordprocessingDrawing" xmlns:w10="urn:schemas-microsoft-com:office:word" xmlns:w="http://schemas.openxmlformats.org/wordprocessingml/2006/main" xmlns:w14="http://schemas.microsoft.com/office/word/2010/wordml" xmlns:w15="http://schemas.microsoft.com/office/word/2012/wordml" xmlns:w16cei="http://schemas.microsoft.com/office/word/2026/wordml/cei" xmlns:w16cex="http://schemas.microsoft.com/office/word/2018/wordml/cex" xmlns:w16cid="http://schemas.microsoft.com/office/word/2016/wordml/cid" xmlns:w16="http://schemas.microsoft.com/office/word/2018/wordml" xmlns:w16du="http://schemas.microsoft.com/office/word/2023/wordml/word16du" xmlns:w16sdtdh="http://schemas.microsoft.com/office/word/2020/wordml/sdtdatahash" xmlns:w16sdtfl="http://schemas.microsoft.com/office/word/2024/wordml/sdtformatlock" xmlns:w16se="http://schemas.microsoft.com/office/word/2015/wordml/symex" xmlns:wpg="http://schemas.microsoft.com/office/word/2010/wordprocessingGroup" xmlns:wpi="http://schemas.microsoft.com/office/word/2010/wordprocessingInk" xmlns:wne="http://schemas.microsoft.com/office/word/2006/wordml" xmlns:wps="http://schemas.microsoft.com/office/word/2010/wordprocessingShape" mc:Ignorable="w14 w15 w16se w16cid w16 w16cex w16sdtdh w16sdtfl w16du wp14">
+<w:endnotes xmlns:wpc="http://schemas.microsoft.com/office/word/2010/wordprocessingCanvas" xmlns:cx="http://schemas.microsoft.com/office/drawing/2014/chartex" xmlns:cx1="http://schemas.microsoft.com/office/drawing/2015/9/8/chartex" xmlns:cx2="http://schemas.microsoft.com/office/drawing/2015/10/21/chartex" xmlns:cx3="http://schemas.microsoft.com/office/drawing/2016/5/9/chartex" xmlns:cx4="http://schemas.microsoft.com/office/drawing/2016/5/10/chartex" xmlns:cx5="http://schemas.microsoft.com/office/drawing/2016/5/11/chartex" xmlns:cx6="http://schemas.microsoft.com/office/drawing/2016/5/12/chartex" xmlns:cx7="http://schemas.microsoft.com/office/drawing/2016/5/13/chartex" xmlns:cx8="http://schemas.microsoft.com/office/drawing/2016/5/14/chartex" xmlns:mc="http://schemas.openxmlformats.org/markup-compatibility/2006" xmlns:m="http://schemas.openxmlformats.org/officeDocument/2006/math" xmlns:aink="http://schemas.microsoft.com/office/drawing/2016/ink" xmlns:am3d="http://schemas.microsoft.com/office/drawing/2017/model3d" xmlns:oel="http://schemas.microsoft.com/office/2019/extlst" xmlns:r="http://schemas.openxmlformats.org/officeDocument/2006/relationships" xmlns:wp14="http://schemas.microsoft.com/office/word/2010/wordprocessingDrawing" xmlns:wp="http://schemas.openxmlformats.org/drawingml/2006/wordprocessingDrawing" xmlns:wpg="http://schemas.microsoft.com/office/word/2010/wordprocessingGroup" xmlns:wpi="http://schemas.microsoft.com/office/word/2010/wordprocessingInk" xmlns:wps="http://schemas.microsoft.com/office/word/2010/wordprocessingShape" xmlns:o="urn:schemas-microsoft-com:office:office" xmlns:v="urn:schemas-microsoft-com:vml" xmlns:w10="urn:schemas-microsoft-com:office:word" xmlns:w="http://schemas.openxmlformats.org/wordprocessingml/2006/main" xmlns:w14="http://schemas.microsoft.com/office/word/2010/wordml" xmlns:w15="http://schemas.microsoft.com/office/word/2012/wordml" xmlns:w16cex="http://schemas.microsoft.com/office/word/2018/wordml/cex" xmlns:w16cid="http://schemas.microsoft.com/office/word/2016/wordml/cid" xmlns:w16="http://schemas.microsoft.com/office/word/2018/wordml" xmlns:w16sdtdh="http://schemas.microsoft.com/office/word/2020/wordml/sdtdatahash" xmlns:w16sdtfl="http://schemas.microsoft.com/office/word/2024/wordml/sdtformatlock" xmlns:w16se="http://schemas.microsoft.com/office/word/2015/wordml/symex" xmlns:w16du="http://schemas.microsoft.com/office/word/2023/wordml/word16du" xmlns:wne="http://schemas.microsoft.com/office/word/2006/wordml" mc:Ignorable="w14 w15 w16se w16cid w16 w16cex w16sdtdh w16sdtfl w16du wp14">
   <w:endnote w:type="separator" w:id="-1">
     <w:p>
       <w:pPr>
-        <w:spacing w:after="0" w:line="240" w:lineRule="auto"/>
+        <w:spacing w:line="240" w:lineRule="auto"/>
       </w:pPr>
       <w:r>
         <w:separator/>
@@ -3906,7 +3827,7 @@
   <w:endnote w:type="continuationSeparator" w:id="0">
     <w:p>
       <w:pPr>
-        <w:spacing w:after="0" w:line="240" w:lineRule="auto"/>
+        <w:spacing w:line="240" w:lineRule="auto"/>
       </w:pPr>
       <w:r>
         <w:continuationSeparator/>
@@ -3917,11 +3838,11 @@
 </file>
 
 <file path=word/footnotes.xml><?xml version="1.0" encoding="utf-8"?>
-<w:footnotes xmlns:wpc="http://schemas.microsoft.com/office/word/2010/wordprocessingCanvas" xmlns:cx="http://schemas.microsoft.com/office/drawing/2014/chartex" xmlns:cx1="http://schemas.microsoft.com/office/drawing/2015/9/8/chartex" xmlns:cx2="http://schemas.microsoft.com/office/drawing/2015/10/21/chartex" xmlns:cx3="http://schemas.microsoft.com/office/drawing/2016/5/9/chartex" xmlns:cx4="http://schemas.microsoft.com/office/drawing/2016/5/10/chartex" xmlns:cx5="http://schemas.microsoft.com/office/drawing/2016/5/11/chartex" xmlns:cx6="http://schemas.microsoft.com/office/drawing/2016/5/12/chartex" xmlns:cx7="http://schemas.microsoft.com/office/drawing/2016/5/13/chartex" xmlns:cx8="http://schemas.microsoft.com/office/drawing/2016/5/14/chartex" xmlns:mc="http://schemas.openxmlformats.org/markup-compatibility/2006" xmlns:aink="http://schemas.microsoft.com/office/drawing/2016/ink" xmlns:am3d="http://schemas.microsoft.com/office/drawing/2017/model3d" xmlns:o="urn:schemas-microsoft-com:office:office" xmlns:oel="http://schemas.microsoft.com/office/2019/extlst" xmlns:r="http://schemas.openxmlformats.org/officeDocument/2006/relationships" xmlns:m="http://schemas.openxmlformats.org/officeDocument/2006/math" xmlns:v="urn:schemas-microsoft-com:vml" xmlns:wp14="http://schemas.microsoft.com/office/word/2010/wordprocessingDrawing" xmlns:wp="http://schemas.openxmlformats.org/drawingml/2006/wordprocessingDrawing" xmlns:w10="urn:schemas-microsoft-com:office:word" xmlns:w="http://schemas.openxmlformats.org/wordprocessingml/2006/main" xmlns:w14="http://schemas.microsoft.com/office/word/2010/wordml" xmlns:w15="http://schemas.microsoft.com/office/word/2012/wordml" xmlns:w16cei="http://schemas.microsoft.com/office/word/2026/wordml/cei" xmlns:w16cex="http://schemas.microsoft.com/office/word/2018/wordml/cex" xmlns:w16cid="http://schemas.microsoft.com/office/word/2016/wordml/cid" xmlns:w16="http://schemas.microsoft.com/office/word/2018/wordml" xmlns:w16du="http://schemas.microsoft.com/office/word/2023/wordml/word16du" xmlns:w16sdtdh="http://schemas.microsoft.com/office/word/2020/wordml/sdtdatahash" xmlns:w16sdtfl="http://schemas.microsoft.com/office/word/2024/wordml/sdtformatlock" xmlns:w16se="http://schemas.microsoft.com/office/word/2015/wordml/symex" xmlns:wpg="http://schemas.microsoft.com/office/word/2010/wordprocessingGroup" xmlns:wpi="http://schemas.microsoft.com/office/word/2010/wordprocessingInk" xmlns:wne="http://schemas.microsoft.com/office/word/2006/wordml" xmlns:wps="http://schemas.microsoft.com/office/word/2010/wordprocessingShape" mc:Ignorable="w14 w15 w16se w16cid w16 w16cex w16sdtdh w16sdtfl w16du wp14">
+<w:footnotes xmlns:wpc="http://schemas.microsoft.com/office/word/2010/wordprocessingCanvas" xmlns:cx="http://schemas.microsoft.com/office/drawing/2014/chartex" xmlns:cx1="http://schemas.microsoft.com/office/drawing/2015/9/8/chartex" xmlns:cx2="http://schemas.microsoft.com/office/drawing/2015/10/21/chartex" xmlns:cx3="http://schemas.microsoft.com/office/drawing/2016/5/9/chartex" xmlns:cx4="http://schemas.microsoft.com/office/drawing/2016/5/10/chartex" xmlns:cx5="http://schemas.microsoft.com/office/drawing/2016/5/11/chartex" xmlns:cx6="http://schemas.microsoft.com/office/drawing/2016/5/12/chartex" xmlns:cx7="http://schemas.microsoft.com/office/drawing/2016/5/13/chartex" xmlns:cx8="http://schemas.microsoft.com/office/drawing/2016/5/14/chartex" xmlns:mc="http://schemas.openxmlformats.org/markup-compatibility/2006" xmlns:m="http://schemas.openxmlformats.org/officeDocument/2006/math" xmlns:aink="http://schemas.microsoft.com/office/drawing/2016/ink" xmlns:am3d="http://schemas.microsoft.com/office/drawing/2017/model3d" xmlns:oel="http://schemas.microsoft.com/office/2019/extlst" xmlns:r="http://schemas.openxmlformats.org/officeDocument/2006/relationships" xmlns:wp14="http://schemas.microsoft.com/office/word/2010/wordprocessingDrawing" xmlns:wp="http://schemas.openxmlformats.org/drawingml/2006/wordprocessingDrawing" xmlns:wpg="http://schemas.microsoft.com/office/word/2010/wordprocessingGroup" xmlns:wpi="http://schemas.microsoft.com/office/word/2010/wordprocessingInk" xmlns:wps="http://schemas.microsoft.com/office/word/2010/wordprocessingShape" xmlns:o="urn:schemas-microsoft-com:office:office" xmlns:v="urn:schemas-microsoft-com:vml" xmlns:w10="urn:schemas-microsoft-com:office:word" xmlns:w="http://schemas.openxmlformats.org/wordprocessingml/2006/main" xmlns:w14="http://schemas.microsoft.com/office/word/2010/wordml" xmlns:w15="http://schemas.microsoft.com/office/word/2012/wordml" xmlns:w16cex="http://schemas.microsoft.com/office/word/2018/wordml/cex" xmlns:w16cid="http://schemas.microsoft.com/office/word/2016/wordml/cid" xmlns:w16="http://schemas.microsoft.com/office/word/2018/wordml" xmlns:w16sdtdh="http://schemas.microsoft.com/office/word/2020/wordml/sdtdatahash" xmlns:w16sdtfl="http://schemas.microsoft.com/office/word/2024/wordml/sdtformatlock" xmlns:w16se="http://schemas.microsoft.com/office/word/2015/wordml/symex" xmlns:w16du="http://schemas.microsoft.com/office/word/2023/wordml/word16du" xmlns:wne="http://schemas.microsoft.com/office/word/2006/wordml" mc:Ignorable="w14 w15 w16se w16cid w16 w16cex w16sdtdh w16sdtfl w16du wp14">
   <w:footnote w:type="separator" w:id="-1">
     <w:p>
       <w:pPr>
-        <w:spacing w:after="0" w:line="240" w:lineRule="auto"/>
+        <w:spacing w:after="0"/>
       </w:pPr>
       <w:r>
         <w:separator/>
@@ -3931,7 +3852,7 @@
   <w:footnote w:type="continuationSeparator" w:id="0">
     <w:p>
       <w:pPr>
-        <w:spacing w:after="0" w:line="240" w:lineRule="auto"/>
+        <w:spacing w:after="0"/>
       </w:pPr>
       <w:r>
         <w:continuationSeparator/>
@@ -3942,604 +3863,8 @@
 </file>
 
 <file path=word/numbering.xml><?xml version="1.0" encoding="utf-8"?>
-<w:numbering xmlns:wpc="http://schemas.microsoft.com/office/word/2010/wordprocessingCanvas" xmlns:cx="http://schemas.microsoft.com/office/drawing/2014/chartex" xmlns:cx1="http://schemas.microsoft.com/office/drawing/2015/9/8/chartex" xmlns:cx2="http://schemas.microsoft.com/office/drawing/2015/10/21/chartex" xmlns:cx3="http://schemas.microsoft.com/office/drawing/2016/5/9/chartex" xmlns:cx4="http://schemas.microsoft.com/office/drawing/2016/5/10/chartex" xmlns:cx5="http://schemas.microsoft.com/office/drawing/2016/5/11/chartex" xmlns:cx6="http://schemas.microsoft.com/office/drawing/2016/5/12/chartex" xmlns:cx7="http://schemas.microsoft.com/office/drawing/2016/5/13/chartex" xmlns:cx8="http://schemas.microsoft.com/office/drawing/2016/5/14/chartex" xmlns:mc="http://schemas.openxmlformats.org/markup-compatibility/2006" xmlns:aink="http://schemas.microsoft.com/office/drawing/2016/ink" xmlns:am3d="http://schemas.microsoft.com/office/drawing/2017/model3d" xmlns:o="urn:schemas-microsoft-com:office:office" xmlns:oel="http://schemas.microsoft.com/office/2019/extlst" xmlns:r="http://schemas.openxmlformats.org/officeDocument/2006/relationships" xmlns:m="http://schemas.openxmlformats.org/officeDocument/2006/math" xmlns:v="urn:schemas-microsoft-com:vml" xmlns:wp14="http://schemas.microsoft.com/office/word/2010/wordprocessingDrawing" xmlns:wp="http://schemas.openxmlformats.org/drawingml/2006/wordprocessingDrawing" xmlns:w10="urn:schemas-microsoft-com:office:word" xmlns:w="http://schemas.openxmlformats.org/wordprocessingml/2006/main" xmlns:w14="http://schemas.microsoft.com/office/word/2010/wordml" xmlns:w15="http://schemas.microsoft.com/office/word/2012/wordml" xmlns:w16cei="http://schemas.microsoft.com/office/word/2026/wordml/cei" xmlns:w16cex="http://schemas.microsoft.com/office/word/2018/wordml/cex" xmlns:w16cid="http://schemas.microsoft.com/office/word/2016/wordml/cid" xmlns:w16="http://schemas.microsoft.com/office/word/2018/wordml" xmlns:w16du="http://schemas.microsoft.com/office/word/2023/wordml/word16du" xmlns:w16sdtdh="http://schemas.microsoft.com/office/word/2020/wordml/sdtdatahash" xmlns:w16sdtfl="http://schemas.microsoft.com/office/word/2024/wordml/sdtformatlock" xmlns:w16se="http://schemas.microsoft.com/office/word/2015/wordml/symex" xmlns:wpg="http://schemas.microsoft.com/office/word/2010/wordprocessingGroup" xmlns:wpi="http://schemas.microsoft.com/office/word/2010/wordprocessingInk" xmlns:wne="http://schemas.microsoft.com/office/word/2006/wordml" xmlns:wps="http://schemas.microsoft.com/office/word/2010/wordprocessingShape" mc:Ignorable="w14 w15 w16se w16cid w16 w16cex w16sdtdh w16sdtfl w16du wp14">
+<w:numbering xmlns:wpc="http://schemas.microsoft.com/office/word/2010/wordprocessingCanvas" xmlns:cx="http://schemas.microsoft.com/office/drawing/2014/chartex" xmlns:cx1="http://schemas.microsoft.com/office/drawing/2015/9/8/chartex" xmlns:cx2="http://schemas.microsoft.com/office/drawing/2015/10/21/chartex" xmlns:cx3="http://schemas.microsoft.com/office/drawing/2016/5/9/chartex" xmlns:cx4="http://schemas.microsoft.com/office/drawing/2016/5/10/chartex" xmlns:cx5="http://schemas.microsoft.com/office/drawing/2016/5/11/chartex" xmlns:cx6="http://schemas.microsoft.com/office/drawing/2016/5/12/chartex" xmlns:cx7="http://schemas.microsoft.com/office/drawing/2016/5/13/chartex" xmlns:cx8="http://schemas.microsoft.com/office/drawing/2016/5/14/chartex" xmlns:mc="http://schemas.openxmlformats.org/markup-compatibility/2006" xmlns:m="http://schemas.openxmlformats.org/officeDocument/2006/math" xmlns:aink="http://schemas.microsoft.com/office/drawing/2016/ink" xmlns:am3d="http://schemas.microsoft.com/office/drawing/2017/model3d" xmlns:oel="http://schemas.microsoft.com/office/2019/extlst" xmlns:r="http://schemas.openxmlformats.org/officeDocument/2006/relationships" xmlns:wp14="http://schemas.microsoft.com/office/word/2010/wordprocessingDrawing" xmlns:wp="http://schemas.openxmlformats.org/drawingml/2006/wordprocessingDrawing" xmlns:wpg="http://schemas.microsoft.com/office/word/2010/wordprocessingGroup" xmlns:wpi="http://schemas.microsoft.com/office/word/2010/wordprocessingInk" xmlns:wps="http://schemas.microsoft.com/office/word/2010/wordprocessingShape" xmlns:o="urn:schemas-microsoft-com:office:office" xmlns:v="urn:schemas-microsoft-com:vml" xmlns:w10="urn:schemas-microsoft-com:office:word" xmlns:w="http://schemas.openxmlformats.org/wordprocessingml/2006/main" xmlns:w14="http://schemas.microsoft.com/office/word/2010/wordml" xmlns:w15="http://schemas.microsoft.com/office/word/2012/wordml" xmlns:w16cex="http://schemas.microsoft.com/office/word/2018/wordml/cex" xmlns:w16cid="http://schemas.microsoft.com/office/word/2016/wordml/cid" xmlns:w16="http://schemas.microsoft.com/office/word/2018/wordml" xmlns:w16sdtdh="http://schemas.microsoft.com/office/word/2020/wordml/sdtdatahash" xmlns:w16sdtfl="http://schemas.microsoft.com/office/word/2024/wordml/sdtformatlock" xmlns:w16se="http://schemas.microsoft.com/office/word/2015/wordml/symex" xmlns:w16du="http://schemas.microsoft.com/office/word/2023/wordml/word16du" xmlns:wne="http://schemas.microsoft.com/office/word/2006/wordml" mc:Ignorable="w14 w15 w16se w16cid w16 w16cex w16sdtdh w16sdtfl w16du wp14">
   <w:abstractNum w:abstractNumId="0" w15:restartNumberingAfterBreak="0">
-    <w:nsid w:val="16C701BB"/>
-    <w:multiLevelType w:val="multilevel"/>
-    <w:tmpl w:val="3ED25EF4"/>
-    <w:lvl w:ilvl="0">
-      <w:start w:val="1"/>
-      <w:numFmt w:val="bullet"/>
-      <w:lvlText w:val=""/>
-      <w:lvlJc w:val="left"/>
-      <w:pPr>
-        <w:tabs>
-          <w:tab w:val="num" w:pos="720"/>
-        </w:tabs>
-        <w:ind w:left="720" w:hanging="360"/>
-      </w:pPr>
-      <w:rPr>
-        <w:rFonts w:ascii="Symbol" w:hAnsi="Symbol" w:hint="default"/>
-        <w:sz w:val="20"/>
-      </w:rPr>
-    </w:lvl>
-    <w:lvl w:ilvl="1" w:tentative="1">
-      <w:start w:val="1"/>
-      <w:numFmt w:val="bullet"/>
-      <w:lvlText w:val="o"/>
-      <w:lvlJc w:val="left"/>
-      <w:pPr>
-        <w:tabs>
-          <w:tab w:val="num" w:pos="1440"/>
-        </w:tabs>
-        <w:ind w:left="1440" w:hanging="360"/>
-      </w:pPr>
-      <w:rPr>
-        <w:rFonts w:ascii="Courier New" w:hAnsi="Courier New" w:hint="default"/>
-        <w:sz w:val="20"/>
-      </w:rPr>
-    </w:lvl>
-    <w:lvl w:ilvl="2" w:tentative="1">
-      <w:start w:val="1"/>
-      <w:numFmt w:val="bullet"/>
-      <w:lvlText w:val=""/>
-      <w:lvlJc w:val="left"/>
-      <w:pPr>
-        <w:tabs>
-          <w:tab w:val="num" w:pos="2160"/>
-        </w:tabs>
-        <w:ind w:left="2160" w:hanging="360"/>
-      </w:pPr>
-      <w:rPr>
-        <w:rFonts w:ascii="Wingdings" w:hAnsi="Wingdings" w:hint="default"/>
-        <w:sz w:val="20"/>
-      </w:rPr>
-    </w:lvl>
-    <w:lvl w:ilvl="3" w:tentative="1">
-      <w:start w:val="1"/>
-      <w:numFmt w:val="bullet"/>
-      <w:lvlText w:val=""/>
-      <w:lvlJc w:val="left"/>
-      <w:pPr>
-        <w:tabs>
-          <w:tab w:val="num" w:pos="2880"/>
-        </w:tabs>
-        <w:ind w:left="2880" w:hanging="360"/>
-      </w:pPr>
-      <w:rPr>
-        <w:rFonts w:ascii="Wingdings" w:hAnsi="Wingdings" w:hint="default"/>
-        <w:sz w:val="20"/>
-      </w:rPr>
-    </w:lvl>
-    <w:lvl w:ilvl="4" w:tentative="1">
-      <w:start w:val="1"/>
-      <w:numFmt w:val="bullet"/>
-      <w:lvlText w:val=""/>
-      <w:lvlJc w:val="left"/>
-      <w:pPr>
-        <w:tabs>
-          <w:tab w:val="num" w:pos="3600"/>
-        </w:tabs>
-        <w:ind w:left="3600" w:hanging="360"/>
-      </w:pPr>
-      <w:rPr>
-        <w:rFonts w:ascii="Wingdings" w:hAnsi="Wingdings" w:hint="default"/>
-        <w:sz w:val="20"/>
-      </w:rPr>
-    </w:lvl>
-    <w:lvl w:ilvl="5" w:tentative="1">
-      <w:start w:val="1"/>
-      <w:numFmt w:val="bullet"/>
-      <w:lvlText w:val=""/>
-      <w:lvlJc w:val="left"/>
-      <w:pPr>
-        <w:tabs>
-          <w:tab w:val="num" w:pos="4320"/>
-        </w:tabs>
-        <w:ind w:left="4320" w:hanging="360"/>
-      </w:pPr>
-      <w:rPr>
-        <w:rFonts w:ascii="Wingdings" w:hAnsi="Wingdings" w:hint="default"/>
-        <w:sz w:val="20"/>
-      </w:rPr>
-    </w:lvl>
-    <w:lvl w:ilvl="6" w:tentative="1">
-      <w:start w:val="1"/>
-      <w:numFmt w:val="bullet"/>
-      <w:lvlText w:val=""/>
-      <w:lvlJc w:val="left"/>
-      <w:pPr>
-        <w:tabs>
-          <w:tab w:val="num" w:pos="5040"/>
-        </w:tabs>
-        <w:ind w:left="5040" w:hanging="360"/>
-      </w:pPr>
-      <w:rPr>
-        <w:rFonts w:ascii="Wingdings" w:hAnsi="Wingdings" w:hint="default"/>
-        <w:sz w:val="20"/>
-      </w:rPr>
-    </w:lvl>
-    <w:lvl w:ilvl="7" w:tentative="1">
-      <w:start w:val="1"/>
-      <w:numFmt w:val="bullet"/>
-      <w:lvlText w:val=""/>
-      <w:lvlJc w:val="left"/>
-      <w:pPr>
-        <w:tabs>
-          <w:tab w:val="num" w:pos="5760"/>
-        </w:tabs>
-        <w:ind w:left="5760" w:hanging="360"/>
-      </w:pPr>
-      <w:rPr>
-        <w:rFonts w:ascii="Wingdings" w:hAnsi="Wingdings" w:hint="default"/>
-        <w:sz w:val="20"/>
-      </w:rPr>
-    </w:lvl>
-    <w:lvl w:ilvl="8" w:tentative="1">
-      <w:start w:val="1"/>
-      <w:numFmt w:val="bullet"/>
-      <w:lvlText w:val=""/>
-      <w:lvlJc w:val="left"/>
-      <w:pPr>
-        <w:tabs>
-          <w:tab w:val="num" w:pos="6480"/>
-        </w:tabs>
-        <w:ind w:left="6480" w:hanging="360"/>
-      </w:pPr>
-      <w:rPr>
-        <w:rFonts w:ascii="Wingdings" w:hAnsi="Wingdings" w:hint="default"/>
-        <w:sz w:val="20"/>
-      </w:rPr>
-    </w:lvl>
-  </w:abstractNum>
-  <w:abstractNum w:abstractNumId="1" w15:restartNumberingAfterBreak="0">
-    <w:nsid w:val="205C1CE8"/>
-    <w:multiLevelType w:val="multilevel"/>
-    <w:tmpl w:val="58449B20"/>
-    <w:lvl w:ilvl="0">
-      <w:start w:val="1"/>
-      <w:numFmt w:val="bullet"/>
-      <w:lvlText w:val=""/>
-      <w:lvlJc w:val="left"/>
-      <w:pPr>
-        <w:tabs>
-          <w:tab w:val="num" w:pos="720"/>
-        </w:tabs>
-        <w:ind w:left="720" w:hanging="360"/>
-      </w:pPr>
-      <w:rPr>
-        <w:rFonts w:ascii="Symbol" w:hAnsi="Symbol" w:hint="default"/>
-        <w:sz w:val="20"/>
-      </w:rPr>
-    </w:lvl>
-    <w:lvl w:ilvl="1" w:tentative="1">
-      <w:start w:val="1"/>
-      <w:numFmt w:val="bullet"/>
-      <w:lvlText w:val="o"/>
-      <w:lvlJc w:val="left"/>
-      <w:pPr>
-        <w:tabs>
-          <w:tab w:val="num" w:pos="1440"/>
-        </w:tabs>
-        <w:ind w:left="1440" w:hanging="360"/>
-      </w:pPr>
-      <w:rPr>
-        <w:rFonts w:ascii="Courier New" w:hAnsi="Courier New" w:hint="default"/>
-        <w:sz w:val="20"/>
-      </w:rPr>
-    </w:lvl>
-    <w:lvl w:ilvl="2" w:tentative="1">
-      <w:start w:val="1"/>
-      <w:numFmt w:val="bullet"/>
-      <w:lvlText w:val=""/>
-      <w:lvlJc w:val="left"/>
-      <w:pPr>
-        <w:tabs>
-          <w:tab w:val="num" w:pos="2160"/>
-        </w:tabs>
-        <w:ind w:left="2160" w:hanging="360"/>
-      </w:pPr>
-      <w:rPr>
-        <w:rFonts w:ascii="Wingdings" w:hAnsi="Wingdings" w:hint="default"/>
-        <w:sz w:val="20"/>
-      </w:rPr>
-    </w:lvl>
-    <w:lvl w:ilvl="3" w:tentative="1">
-      <w:start w:val="1"/>
-      <w:numFmt w:val="bullet"/>
-      <w:lvlText w:val=""/>
-      <w:lvlJc w:val="left"/>
-      <w:pPr>
-        <w:tabs>
-          <w:tab w:val="num" w:pos="2880"/>
-        </w:tabs>
-        <w:ind w:left="2880" w:hanging="360"/>
-      </w:pPr>
-      <w:rPr>
-        <w:rFonts w:ascii="Wingdings" w:hAnsi="Wingdings" w:hint="default"/>
-        <w:sz w:val="20"/>
-      </w:rPr>
-    </w:lvl>
-    <w:lvl w:ilvl="4" w:tentative="1">
-      <w:start w:val="1"/>
-      <w:numFmt w:val="bullet"/>
-      <w:lvlText w:val=""/>
-      <w:lvlJc w:val="left"/>
-      <w:pPr>
-        <w:tabs>
-          <w:tab w:val="num" w:pos="3600"/>
-        </w:tabs>
-        <w:ind w:left="3600" w:hanging="360"/>
-      </w:pPr>
-      <w:rPr>
-        <w:rFonts w:ascii="Wingdings" w:hAnsi="Wingdings" w:hint="default"/>
-        <w:sz w:val="20"/>
-      </w:rPr>
-    </w:lvl>
-    <w:lvl w:ilvl="5" w:tentative="1">
-      <w:start w:val="1"/>
-      <w:numFmt w:val="bullet"/>
-      <w:lvlText w:val=""/>
-      <w:lvlJc w:val="left"/>
-      <w:pPr>
-        <w:tabs>
-          <w:tab w:val="num" w:pos="4320"/>
-        </w:tabs>
-        <w:ind w:left="4320" w:hanging="360"/>
-      </w:pPr>
-      <w:rPr>
-        <w:rFonts w:ascii="Wingdings" w:hAnsi="Wingdings" w:hint="default"/>
-        <w:sz w:val="20"/>
-      </w:rPr>
-    </w:lvl>
-    <w:lvl w:ilvl="6" w:tentative="1">
-      <w:start w:val="1"/>
-      <w:numFmt w:val="bullet"/>
-      <w:lvlText w:val=""/>
-      <w:lvlJc w:val="left"/>
-      <w:pPr>
-        <w:tabs>
-          <w:tab w:val="num" w:pos="5040"/>
-        </w:tabs>
-        <w:ind w:left="5040" w:hanging="360"/>
-      </w:pPr>
-      <w:rPr>
-        <w:rFonts w:ascii="Wingdings" w:hAnsi="Wingdings" w:hint="default"/>
-        <w:sz w:val="20"/>
-      </w:rPr>
-    </w:lvl>
-    <w:lvl w:ilvl="7" w:tentative="1">
-      <w:start w:val="1"/>
-      <w:numFmt w:val="bullet"/>
-      <w:lvlText w:val=""/>
-      <w:lvlJc w:val="left"/>
-      <w:pPr>
-        <w:tabs>
-          <w:tab w:val="num" w:pos="5760"/>
-        </w:tabs>
-        <w:ind w:left="5760" w:hanging="360"/>
-      </w:pPr>
-      <w:rPr>
-        <w:rFonts w:ascii="Wingdings" w:hAnsi="Wingdings" w:hint="default"/>
-        <w:sz w:val="20"/>
-      </w:rPr>
-    </w:lvl>
-    <w:lvl w:ilvl="8" w:tentative="1">
-      <w:start w:val="1"/>
-      <w:numFmt w:val="bullet"/>
-      <w:lvlText w:val=""/>
-      <w:lvlJc w:val="left"/>
-      <w:pPr>
-        <w:tabs>
-          <w:tab w:val="num" w:pos="6480"/>
-        </w:tabs>
-        <w:ind w:left="6480" w:hanging="360"/>
-      </w:pPr>
-      <w:rPr>
-        <w:rFonts w:ascii="Wingdings" w:hAnsi="Wingdings" w:hint="default"/>
-        <w:sz w:val="20"/>
-      </w:rPr>
-    </w:lvl>
-  </w:abstractNum>
-  <w:abstractNum w:abstractNumId="2" w15:restartNumberingAfterBreak="0">
-    <w:nsid w:val="3858411B"/>
-    <w:multiLevelType w:val="multilevel"/>
-    <w:tmpl w:val="CFE293CE"/>
-    <w:lvl w:ilvl="0">
-      <w:start w:val="1"/>
-      <w:numFmt w:val="bullet"/>
-      <w:lvlText w:val=""/>
-      <w:lvlJc w:val="left"/>
-      <w:pPr>
-        <w:tabs>
-          <w:tab w:val="num" w:pos="720"/>
-        </w:tabs>
-        <w:ind w:left="720" w:hanging="360"/>
-      </w:pPr>
-      <w:rPr>
-        <w:rFonts w:ascii="Symbol" w:hAnsi="Symbol" w:hint="default"/>
-        <w:sz w:val="20"/>
-      </w:rPr>
-    </w:lvl>
-    <w:lvl w:ilvl="1" w:tentative="1">
-      <w:start w:val="1"/>
-      <w:numFmt w:val="bullet"/>
-      <w:lvlText w:val="o"/>
-      <w:lvlJc w:val="left"/>
-      <w:pPr>
-        <w:tabs>
-          <w:tab w:val="num" w:pos="1440"/>
-        </w:tabs>
-        <w:ind w:left="1440" w:hanging="360"/>
-      </w:pPr>
-      <w:rPr>
-        <w:rFonts w:ascii="Courier New" w:hAnsi="Courier New" w:hint="default"/>
-        <w:sz w:val="20"/>
-      </w:rPr>
-    </w:lvl>
-    <w:lvl w:ilvl="2" w:tentative="1">
-      <w:start w:val="1"/>
-      <w:numFmt w:val="bullet"/>
-      <w:lvlText w:val=""/>
-      <w:lvlJc w:val="left"/>
-      <w:pPr>
-        <w:tabs>
-          <w:tab w:val="num" w:pos="2160"/>
-        </w:tabs>
-        <w:ind w:left="2160" w:hanging="360"/>
-      </w:pPr>
-      <w:rPr>
-        <w:rFonts w:ascii="Wingdings" w:hAnsi="Wingdings" w:hint="default"/>
-        <w:sz w:val="20"/>
-      </w:rPr>
-    </w:lvl>
-    <w:lvl w:ilvl="3" w:tentative="1">
-      <w:start w:val="1"/>
-      <w:numFmt w:val="bullet"/>
-      <w:lvlText w:val=""/>
-      <w:lvlJc w:val="left"/>
-      <w:pPr>
-        <w:tabs>
-          <w:tab w:val="num" w:pos="2880"/>
-        </w:tabs>
-        <w:ind w:left="2880" w:hanging="360"/>
-      </w:pPr>
-      <w:rPr>
-        <w:rFonts w:ascii="Wingdings" w:hAnsi="Wingdings" w:hint="default"/>
-        <w:sz w:val="20"/>
-      </w:rPr>
-    </w:lvl>
-    <w:lvl w:ilvl="4" w:tentative="1">
-      <w:start w:val="1"/>
-      <w:numFmt w:val="bullet"/>
-      <w:lvlText w:val=""/>
-      <w:lvlJc w:val="left"/>
-      <w:pPr>
-        <w:tabs>
-          <w:tab w:val="num" w:pos="3600"/>
-        </w:tabs>
-        <w:ind w:left="3600" w:hanging="360"/>
-      </w:pPr>
-      <w:rPr>
-        <w:rFonts w:ascii="Wingdings" w:hAnsi="Wingdings" w:hint="default"/>
-        <w:sz w:val="20"/>
-      </w:rPr>
-    </w:lvl>
-    <w:lvl w:ilvl="5" w:tentative="1">
-      <w:start w:val="1"/>
-      <w:numFmt w:val="bullet"/>
-      <w:lvlText w:val=""/>
-      <w:lvlJc w:val="left"/>
-      <w:pPr>
-        <w:tabs>
-          <w:tab w:val="num" w:pos="4320"/>
-        </w:tabs>
-        <w:ind w:left="4320" w:hanging="360"/>
-      </w:pPr>
-      <w:rPr>
-        <w:rFonts w:ascii="Wingdings" w:hAnsi="Wingdings" w:hint="default"/>
-        <w:sz w:val="20"/>
-      </w:rPr>
-    </w:lvl>
-    <w:lvl w:ilvl="6" w:tentative="1">
-      <w:start w:val="1"/>
-      <w:numFmt w:val="bullet"/>
-      <w:lvlText w:val=""/>
-      <w:lvlJc w:val="left"/>
-      <w:pPr>
-        <w:tabs>
-          <w:tab w:val="num" w:pos="5040"/>
-        </w:tabs>
-        <w:ind w:left="5040" w:hanging="360"/>
-      </w:pPr>
-      <w:rPr>
-        <w:rFonts w:ascii="Wingdings" w:hAnsi="Wingdings" w:hint="default"/>
-        <w:sz w:val="20"/>
-      </w:rPr>
-    </w:lvl>
-    <w:lvl w:ilvl="7" w:tentative="1">
-      <w:start w:val="1"/>
-      <w:numFmt w:val="bullet"/>
-      <w:lvlText w:val=""/>
-      <w:lvlJc w:val="left"/>
-      <w:pPr>
-        <w:tabs>
-          <w:tab w:val="num" w:pos="5760"/>
-        </w:tabs>
-        <w:ind w:left="5760" w:hanging="360"/>
-      </w:pPr>
-      <w:rPr>
-        <w:rFonts w:ascii="Wingdings" w:hAnsi="Wingdings" w:hint="default"/>
-        <w:sz w:val="20"/>
-      </w:rPr>
-    </w:lvl>
-    <w:lvl w:ilvl="8" w:tentative="1">
-      <w:start w:val="1"/>
-      <w:numFmt w:val="bullet"/>
-      <w:lvlText w:val=""/>
-      <w:lvlJc w:val="left"/>
-      <w:pPr>
-        <w:tabs>
-          <w:tab w:val="num" w:pos="6480"/>
-        </w:tabs>
-        <w:ind w:left="6480" w:hanging="360"/>
-      </w:pPr>
-      <w:rPr>
-        <w:rFonts w:ascii="Wingdings" w:hAnsi="Wingdings" w:hint="default"/>
-        <w:sz w:val="20"/>
-      </w:rPr>
-    </w:lvl>
-  </w:abstractNum>
-  <w:abstractNum w:abstractNumId="3" w15:restartNumberingAfterBreak="0">
-    <w:nsid w:val="3B991951"/>
-    <w:multiLevelType w:val="multilevel"/>
-    <w:tmpl w:val="FC3A07C4"/>
-    <w:lvl w:ilvl="0">
-      <w:start w:val="1"/>
-      <w:numFmt w:val="bullet"/>
-      <w:lvlText w:val=""/>
-      <w:lvlJc w:val="left"/>
-      <w:pPr>
-        <w:tabs>
-          <w:tab w:val="num" w:pos="720"/>
-        </w:tabs>
-        <w:ind w:left="720" w:hanging="360"/>
-      </w:pPr>
-      <w:rPr>
-        <w:rFonts w:ascii="Symbol" w:hAnsi="Symbol" w:hint="default"/>
-        <w:sz w:val="20"/>
-      </w:rPr>
-    </w:lvl>
-    <w:lvl w:ilvl="1" w:tentative="1">
-      <w:start w:val="1"/>
-      <w:numFmt w:val="bullet"/>
-      <w:lvlText w:val="o"/>
-      <w:lvlJc w:val="left"/>
-      <w:pPr>
-        <w:tabs>
-          <w:tab w:val="num" w:pos="1440"/>
-        </w:tabs>
-        <w:ind w:left="1440" w:hanging="360"/>
-      </w:pPr>
-      <w:rPr>
-        <w:rFonts w:ascii="Courier New" w:hAnsi="Courier New" w:hint="default"/>
-        <w:sz w:val="20"/>
-      </w:rPr>
-    </w:lvl>
-    <w:lvl w:ilvl="2" w:tentative="1">
-      <w:start w:val="1"/>
-      <w:numFmt w:val="bullet"/>
-      <w:lvlText w:val=""/>
-      <w:lvlJc w:val="left"/>
-      <w:pPr>
-        <w:tabs>
-          <w:tab w:val="num" w:pos="2160"/>
-        </w:tabs>
-        <w:ind w:left="2160" w:hanging="360"/>
-      </w:pPr>
-      <w:rPr>
-        <w:rFonts w:ascii="Wingdings" w:hAnsi="Wingdings" w:hint="default"/>
-        <w:sz w:val="20"/>
-      </w:rPr>
-    </w:lvl>
-    <w:lvl w:ilvl="3" w:tentative="1">
-      <w:start w:val="1"/>
-      <w:numFmt w:val="bullet"/>
-      <w:lvlText w:val=""/>
-      <w:lvlJc w:val="left"/>
-      <w:pPr>
-        <w:tabs>
-          <w:tab w:val="num" w:pos="2880"/>
-        </w:tabs>
-        <w:ind w:left="2880" w:hanging="360"/>
-      </w:pPr>
-      <w:rPr>
-        <w:rFonts w:ascii="Wingdings" w:hAnsi="Wingdings" w:hint="default"/>
-        <w:sz w:val="20"/>
-      </w:rPr>
-    </w:lvl>
-    <w:lvl w:ilvl="4" w:tentative="1">
-      <w:start w:val="1"/>
-      <w:numFmt w:val="bullet"/>
-      <w:lvlText w:val=""/>
-      <w:lvlJc w:val="left"/>
-      <w:pPr>
-        <w:tabs>
-          <w:tab w:val="num" w:pos="3600"/>
-        </w:tabs>
-        <w:ind w:left="3600" w:hanging="360"/>
-      </w:pPr>
-      <w:rPr>
-        <w:rFonts w:ascii="Wingdings" w:hAnsi="Wingdings" w:hint="default"/>
-        <w:sz w:val="20"/>
-      </w:rPr>
-    </w:lvl>
-    <w:lvl w:ilvl="5" w:tentative="1">
-      <w:start w:val="1"/>
-      <w:numFmt w:val="bullet"/>
-      <w:lvlText w:val=""/>
-      <w:lvlJc w:val="left"/>
-      <w:pPr>
-        <w:tabs>
-          <w:tab w:val="num" w:pos="4320"/>
-        </w:tabs>
-        <w:ind w:left="4320" w:hanging="360"/>
-      </w:pPr>
-      <w:rPr>
-        <w:rFonts w:ascii="Wingdings" w:hAnsi="Wingdings" w:hint="default"/>
-        <w:sz w:val="20"/>
-      </w:rPr>
-    </w:lvl>
-    <w:lvl w:ilvl="6" w:tentative="1">
-      <w:start w:val="1"/>
-      <w:numFmt w:val="bullet"/>
-      <w:lvlText w:val=""/>
-      <w:lvlJc w:val="left"/>
-      <w:pPr>
-        <w:tabs>
-          <w:tab w:val="num" w:pos="5040"/>
-        </w:tabs>
-        <w:ind w:left="5040" w:hanging="360"/>
-      </w:pPr>
-      <w:rPr>
-        <w:rFonts w:ascii="Wingdings" w:hAnsi="Wingdings" w:hint="default"/>
-        <w:sz w:val="20"/>
-      </w:rPr>
-    </w:lvl>
-    <w:lvl w:ilvl="7" w:tentative="1">
-      <w:start w:val="1"/>
-      <w:numFmt w:val="bullet"/>
-      <w:lvlText w:val=""/>
-      <w:lvlJc w:val="left"/>
-      <w:pPr>
-        <w:tabs>
-          <w:tab w:val="num" w:pos="5760"/>
-        </w:tabs>
-        <w:ind w:left="5760" w:hanging="360"/>
-      </w:pPr>
-      <w:rPr>
-        <w:rFonts w:ascii="Wingdings" w:hAnsi="Wingdings" w:hint="default"/>
-        <w:sz w:val="20"/>
-      </w:rPr>
-    </w:lvl>
-    <w:lvl w:ilvl="8" w:tentative="1">
-      <w:start w:val="1"/>
-      <w:numFmt w:val="bullet"/>
-      <w:lvlText w:val=""/>
-      <w:lvlJc w:val="left"/>
-      <w:pPr>
-        <w:tabs>
-          <w:tab w:val="num" w:pos="6480"/>
-        </w:tabs>
-        <w:ind w:left="6480" w:hanging="360"/>
-      </w:pPr>
-      <w:rPr>
-        <w:rFonts w:ascii="Wingdings" w:hAnsi="Wingdings" w:hint="default"/>
-        <w:sz w:val="20"/>
-      </w:rPr>
-    </w:lvl>
-  </w:abstractNum>
-  <w:abstractNum w:abstractNumId="4" w15:restartNumberingAfterBreak="0">
     <w:nsid w:val="43181F37"/>
     <w:multiLevelType w:val="multilevel"/>
     <w:tmpl w:val="43181F37"/>
@@ -4652,17 +3977,17 @@
       </w:rPr>
     </w:lvl>
   </w:abstractNum>
-  <w:abstractNum w:abstractNumId="5" w15:restartNumberingAfterBreak="0">
-    <w:nsid w:val="4ACB01F5"/>
+  <w:abstractNum w:abstractNumId="1" w15:restartNumberingAfterBreak="0">
+    <w:nsid w:val="62A05BE0"/>
     <w:multiLevelType w:val="multilevel"/>
-    <w:tmpl w:val="4ACB01F5"/>
+    <w:tmpl w:val="62A05BE0"/>
     <w:lvl w:ilvl="0">
       <w:start w:val="1"/>
       <w:numFmt w:val="bullet"/>
       <w:lvlText w:val=""/>
       <w:lvlJc w:val="left"/>
       <w:pPr>
-        <w:ind w:left="3576" w:hanging="360"/>
+        <w:ind w:left="357" w:hanging="360"/>
       </w:pPr>
       <w:rPr>
         <w:rFonts w:ascii="Symbol" w:hAnsi="Symbol" w:hint="default"/>
@@ -4674,7 +3999,7 @@
       <w:lvlText w:val="o"/>
       <w:lvlJc w:val="left"/>
       <w:pPr>
-        <w:ind w:left="4296" w:hanging="360"/>
+        <w:ind w:left="1077" w:hanging="360"/>
       </w:pPr>
       <w:rPr>
         <w:rFonts w:ascii="Courier New" w:hAnsi="Courier New" w:cs="Courier New" w:hint="default"/>
@@ -4686,7 +4011,7 @@
       <w:lvlText w:val=""/>
       <w:lvlJc w:val="left"/>
       <w:pPr>
-        <w:ind w:left="5016" w:hanging="360"/>
+        <w:ind w:left="1797" w:hanging="360"/>
       </w:pPr>
       <w:rPr>
         <w:rFonts w:ascii="Wingdings" w:hAnsi="Wingdings" w:hint="default"/>
@@ -4698,7 +4023,7 @@
       <w:lvlText w:val=""/>
       <w:lvlJc w:val="left"/>
       <w:pPr>
-        <w:ind w:left="5736" w:hanging="360"/>
+        <w:ind w:left="2517" w:hanging="360"/>
       </w:pPr>
       <w:rPr>
         <w:rFonts w:ascii="Symbol" w:hAnsi="Symbol" w:hint="default"/>
@@ -4710,7 +4035,7 @@
       <w:lvlText w:val="o"/>
       <w:lvlJc w:val="left"/>
       <w:pPr>
-        <w:ind w:left="6456" w:hanging="360"/>
+        <w:ind w:left="3237" w:hanging="360"/>
       </w:pPr>
       <w:rPr>
         <w:rFonts w:ascii="Courier New" w:hAnsi="Courier New" w:cs="Courier New" w:hint="default"/>
@@ -4722,7 +4047,7 @@
       <w:lvlText w:val=""/>
       <w:lvlJc w:val="left"/>
       <w:pPr>
-        <w:ind w:left="7176" w:hanging="360"/>
+        <w:ind w:left="3957" w:hanging="360"/>
       </w:pPr>
       <w:rPr>
         <w:rFonts w:ascii="Wingdings" w:hAnsi="Wingdings" w:hint="default"/>
@@ -4734,7 +4059,7 @@
       <w:lvlText w:val=""/>
       <w:lvlJc w:val="left"/>
       <w:pPr>
-        <w:ind w:left="7896" w:hanging="360"/>
+        <w:ind w:left="4677" w:hanging="360"/>
       </w:pPr>
       <w:rPr>
         <w:rFonts w:ascii="Symbol" w:hAnsi="Symbol" w:hint="default"/>
@@ -4746,7 +4071,7 @@
       <w:lvlText w:val="o"/>
       <w:lvlJc w:val="left"/>
       <w:pPr>
-        <w:ind w:left="8616" w:hanging="360"/>
+        <w:ind w:left="5397" w:hanging="360"/>
       </w:pPr>
       <w:rPr>
         <w:rFonts w:ascii="Courier New" w:hAnsi="Courier New" w:cs="Courier New" w:hint="default"/>
@@ -4758,424 +4083,28 @@
       <w:lvlText w:val=""/>
       <w:lvlJc w:val="left"/>
       <w:pPr>
-        <w:ind w:left="9336" w:hanging="360"/>
+        <w:ind w:left="6117" w:hanging="360"/>
       </w:pPr>
       <w:rPr>
         <w:rFonts w:ascii="Wingdings" w:hAnsi="Wingdings" w:hint="default"/>
       </w:rPr>
     </w:lvl>
   </w:abstractNum>
-  <w:abstractNum w:abstractNumId="6" w15:restartNumberingAfterBreak="0">
-    <w:nsid w:val="62A05BE0"/>
-    <w:multiLevelType w:val="multilevel"/>
-    <w:tmpl w:val="62A05BE0"/>
-    <w:lvl w:ilvl="0">
-      <w:start w:val="1"/>
-      <w:numFmt w:val="bullet"/>
-      <w:lvlText w:val=""/>
-      <w:lvlJc w:val="left"/>
-      <w:pPr>
-        <w:ind w:left="357" w:hanging="360"/>
-      </w:pPr>
-      <w:rPr>
-        <w:rFonts w:ascii="Symbol" w:hAnsi="Symbol" w:hint="default"/>
-      </w:rPr>
-    </w:lvl>
-    <w:lvl w:ilvl="1">
-      <w:start w:val="1"/>
-      <w:numFmt w:val="bullet"/>
-      <w:lvlText w:val="o"/>
-      <w:lvlJc w:val="left"/>
-      <w:pPr>
-        <w:ind w:left="1077" w:hanging="360"/>
-      </w:pPr>
-      <w:rPr>
-        <w:rFonts w:ascii="Courier New" w:hAnsi="Courier New" w:cs="Courier New" w:hint="default"/>
-      </w:rPr>
-    </w:lvl>
-    <w:lvl w:ilvl="2">
-      <w:start w:val="1"/>
-      <w:numFmt w:val="bullet"/>
-      <w:lvlText w:val=""/>
-      <w:lvlJc w:val="left"/>
-      <w:pPr>
-        <w:ind w:left="1797" w:hanging="360"/>
-      </w:pPr>
-      <w:rPr>
-        <w:rFonts w:ascii="Wingdings" w:hAnsi="Wingdings" w:hint="default"/>
-      </w:rPr>
-    </w:lvl>
-    <w:lvl w:ilvl="3">
-      <w:start w:val="1"/>
-      <w:numFmt w:val="bullet"/>
-      <w:lvlText w:val=""/>
-      <w:lvlJc w:val="left"/>
-      <w:pPr>
-        <w:ind w:left="2517" w:hanging="360"/>
-      </w:pPr>
-      <w:rPr>
-        <w:rFonts w:ascii="Symbol" w:hAnsi="Symbol" w:hint="default"/>
-      </w:rPr>
-    </w:lvl>
-    <w:lvl w:ilvl="4">
-      <w:start w:val="1"/>
-      <w:numFmt w:val="bullet"/>
-      <w:lvlText w:val="o"/>
-      <w:lvlJc w:val="left"/>
-      <w:pPr>
-        <w:ind w:left="3237" w:hanging="360"/>
-      </w:pPr>
-      <w:rPr>
-        <w:rFonts w:ascii="Courier New" w:hAnsi="Courier New" w:cs="Courier New" w:hint="default"/>
-      </w:rPr>
-    </w:lvl>
-    <w:lvl w:ilvl="5">
-      <w:start w:val="1"/>
-      <w:numFmt w:val="bullet"/>
-      <w:lvlText w:val=""/>
-      <w:lvlJc w:val="left"/>
-      <w:pPr>
-        <w:ind w:left="3957" w:hanging="360"/>
-      </w:pPr>
-      <w:rPr>
-        <w:rFonts w:ascii="Wingdings" w:hAnsi="Wingdings" w:hint="default"/>
-      </w:rPr>
-    </w:lvl>
-    <w:lvl w:ilvl="6">
-      <w:start w:val="1"/>
-      <w:numFmt w:val="bullet"/>
-      <w:lvlText w:val=""/>
-      <w:lvlJc w:val="left"/>
-      <w:pPr>
-        <w:ind w:left="4677" w:hanging="360"/>
-      </w:pPr>
-      <w:rPr>
-        <w:rFonts w:ascii="Symbol" w:hAnsi="Symbol" w:hint="default"/>
-      </w:rPr>
-    </w:lvl>
-    <w:lvl w:ilvl="7">
-      <w:start w:val="1"/>
-      <w:numFmt w:val="bullet"/>
-      <w:lvlText w:val="o"/>
-      <w:lvlJc w:val="left"/>
-      <w:pPr>
-        <w:ind w:left="5397" w:hanging="360"/>
-      </w:pPr>
-      <w:rPr>
-        <w:rFonts w:ascii="Courier New" w:hAnsi="Courier New" w:cs="Courier New" w:hint="default"/>
-      </w:rPr>
-    </w:lvl>
-    <w:lvl w:ilvl="8">
-      <w:start w:val="1"/>
-      <w:numFmt w:val="bullet"/>
-      <w:lvlText w:val=""/>
-      <w:lvlJc w:val="left"/>
-      <w:pPr>
-        <w:ind w:left="6117" w:hanging="360"/>
-      </w:pPr>
-      <w:rPr>
-        <w:rFonts w:ascii="Wingdings" w:hAnsi="Wingdings" w:hint="default"/>
-      </w:rPr>
-    </w:lvl>
-  </w:abstractNum>
-  <w:abstractNum w:abstractNumId="7" w15:restartNumberingAfterBreak="0">
-    <w:nsid w:val="63B4438A"/>
-    <w:multiLevelType w:val="multilevel"/>
-    <w:tmpl w:val="764EFE68"/>
-    <w:lvl w:ilvl="0">
-      <w:start w:val="1"/>
-      <w:numFmt w:val="bullet"/>
-      <w:lvlText w:val=""/>
-      <w:lvlJc w:val="left"/>
-      <w:pPr>
-        <w:tabs>
-          <w:tab w:val="num" w:pos="720"/>
-        </w:tabs>
-        <w:ind w:left="720" w:hanging="360"/>
-      </w:pPr>
-      <w:rPr>
-        <w:rFonts w:ascii="Symbol" w:hAnsi="Symbol" w:hint="default"/>
-        <w:sz w:val="20"/>
-      </w:rPr>
-    </w:lvl>
-    <w:lvl w:ilvl="1" w:tentative="1">
-      <w:start w:val="1"/>
-      <w:numFmt w:val="bullet"/>
-      <w:lvlText w:val="o"/>
-      <w:lvlJc w:val="left"/>
-      <w:pPr>
-        <w:tabs>
-          <w:tab w:val="num" w:pos="1440"/>
-        </w:tabs>
-        <w:ind w:left="1440" w:hanging="360"/>
-      </w:pPr>
-      <w:rPr>
-        <w:rFonts w:ascii="Courier New" w:hAnsi="Courier New" w:hint="default"/>
-        <w:sz w:val="20"/>
-      </w:rPr>
-    </w:lvl>
-    <w:lvl w:ilvl="2" w:tentative="1">
-      <w:start w:val="1"/>
-      <w:numFmt w:val="bullet"/>
-      <w:lvlText w:val=""/>
-      <w:lvlJc w:val="left"/>
-      <w:pPr>
-        <w:tabs>
-          <w:tab w:val="num" w:pos="2160"/>
-        </w:tabs>
-        <w:ind w:left="2160" w:hanging="360"/>
-      </w:pPr>
-      <w:rPr>
-        <w:rFonts w:ascii="Wingdings" w:hAnsi="Wingdings" w:hint="default"/>
-        <w:sz w:val="20"/>
-      </w:rPr>
-    </w:lvl>
-    <w:lvl w:ilvl="3" w:tentative="1">
-      <w:start w:val="1"/>
-      <w:numFmt w:val="bullet"/>
-      <w:lvlText w:val=""/>
-      <w:lvlJc w:val="left"/>
-      <w:pPr>
-        <w:tabs>
-          <w:tab w:val="num" w:pos="2880"/>
-        </w:tabs>
-        <w:ind w:left="2880" w:hanging="360"/>
-      </w:pPr>
-      <w:rPr>
-        <w:rFonts w:ascii="Wingdings" w:hAnsi="Wingdings" w:hint="default"/>
-        <w:sz w:val="20"/>
-      </w:rPr>
-    </w:lvl>
-    <w:lvl w:ilvl="4" w:tentative="1">
-      <w:start w:val="1"/>
-      <w:numFmt w:val="bullet"/>
-      <w:lvlText w:val=""/>
-      <w:lvlJc w:val="left"/>
-      <w:pPr>
-        <w:tabs>
-          <w:tab w:val="num" w:pos="3600"/>
-        </w:tabs>
-        <w:ind w:left="3600" w:hanging="360"/>
-      </w:pPr>
-      <w:rPr>
-        <w:rFonts w:ascii="Wingdings" w:hAnsi="Wingdings" w:hint="default"/>
-        <w:sz w:val="20"/>
-      </w:rPr>
-    </w:lvl>
-    <w:lvl w:ilvl="5" w:tentative="1">
-      <w:start w:val="1"/>
-      <w:numFmt w:val="bullet"/>
-      <w:lvlText w:val=""/>
-      <w:lvlJc w:val="left"/>
-      <w:pPr>
-        <w:tabs>
-          <w:tab w:val="num" w:pos="4320"/>
-        </w:tabs>
-        <w:ind w:left="4320" w:hanging="360"/>
-      </w:pPr>
-      <w:rPr>
-        <w:rFonts w:ascii="Wingdings" w:hAnsi="Wingdings" w:hint="default"/>
-        <w:sz w:val="20"/>
-      </w:rPr>
-    </w:lvl>
-    <w:lvl w:ilvl="6" w:tentative="1">
-      <w:start w:val="1"/>
-      <w:numFmt w:val="bullet"/>
-      <w:lvlText w:val=""/>
-      <w:lvlJc w:val="left"/>
-      <w:pPr>
-        <w:tabs>
-          <w:tab w:val="num" w:pos="5040"/>
-        </w:tabs>
-        <w:ind w:left="5040" w:hanging="360"/>
-      </w:pPr>
-      <w:rPr>
-        <w:rFonts w:ascii="Wingdings" w:hAnsi="Wingdings" w:hint="default"/>
-        <w:sz w:val="20"/>
-      </w:rPr>
-    </w:lvl>
-    <w:lvl w:ilvl="7" w:tentative="1">
-      <w:start w:val="1"/>
-      <w:numFmt w:val="bullet"/>
-      <w:lvlText w:val=""/>
-      <w:lvlJc w:val="left"/>
-      <w:pPr>
-        <w:tabs>
-          <w:tab w:val="num" w:pos="5760"/>
-        </w:tabs>
-        <w:ind w:left="5760" w:hanging="360"/>
-      </w:pPr>
-      <w:rPr>
-        <w:rFonts w:ascii="Wingdings" w:hAnsi="Wingdings" w:hint="default"/>
-        <w:sz w:val="20"/>
-      </w:rPr>
-    </w:lvl>
-    <w:lvl w:ilvl="8" w:tentative="1">
-      <w:start w:val="1"/>
-      <w:numFmt w:val="bullet"/>
-      <w:lvlText w:val=""/>
-      <w:lvlJc w:val="left"/>
-      <w:pPr>
-        <w:tabs>
-          <w:tab w:val="num" w:pos="6480"/>
-        </w:tabs>
-        <w:ind w:left="6480" w:hanging="360"/>
-      </w:pPr>
-      <w:rPr>
-        <w:rFonts w:ascii="Wingdings" w:hAnsi="Wingdings" w:hint="default"/>
-        <w:sz w:val="20"/>
-      </w:rPr>
-    </w:lvl>
-  </w:abstractNum>
-  <w:abstractNum w:abstractNumId="8" w15:restartNumberingAfterBreak="0">
-    <w:nsid w:val="79446F48"/>
-    <w:multiLevelType w:val="multilevel"/>
-    <w:tmpl w:val="79446F48"/>
-    <w:lvl w:ilvl="0">
-      <w:start w:val="1"/>
-      <w:numFmt w:val="decimal"/>
-      <w:lvlText w:val="%1."/>
-      <w:lvlJc w:val="left"/>
-      <w:pPr>
-        <w:ind w:left="720" w:hanging="360"/>
-      </w:pPr>
-      <w:rPr>
-        <w:rFonts w:hint="default"/>
-      </w:rPr>
-    </w:lvl>
-    <w:lvl w:ilvl="1">
-      <w:start w:val="1"/>
-      <w:numFmt w:val="bullet"/>
-      <w:lvlText w:val="o"/>
-      <w:lvlJc w:val="left"/>
-      <w:pPr>
-        <w:ind w:left="1440" w:hanging="360"/>
-      </w:pPr>
-      <w:rPr>
-        <w:rFonts w:ascii="Courier New" w:hAnsi="Courier New" w:cs="Courier New" w:hint="default"/>
-      </w:rPr>
-    </w:lvl>
-    <w:lvl w:ilvl="2">
-      <w:start w:val="1"/>
-      <w:numFmt w:val="bullet"/>
-      <w:lvlText w:val=""/>
-      <w:lvlJc w:val="left"/>
-      <w:pPr>
-        <w:ind w:left="2160" w:hanging="360"/>
-      </w:pPr>
-      <w:rPr>
-        <w:rFonts w:ascii="Wingdings" w:hAnsi="Wingdings" w:hint="default"/>
-      </w:rPr>
-    </w:lvl>
-    <w:lvl w:ilvl="3">
-      <w:start w:val="1"/>
-      <w:numFmt w:val="bullet"/>
-      <w:lvlText w:val=""/>
-      <w:lvlJc w:val="left"/>
-      <w:pPr>
-        <w:ind w:left="2880" w:hanging="360"/>
-      </w:pPr>
-      <w:rPr>
-        <w:rFonts w:ascii="Symbol" w:hAnsi="Symbol" w:hint="default"/>
-      </w:rPr>
-    </w:lvl>
-    <w:lvl w:ilvl="4">
-      <w:start w:val="1"/>
-      <w:numFmt w:val="bullet"/>
-      <w:lvlText w:val="o"/>
-      <w:lvlJc w:val="left"/>
-      <w:pPr>
-        <w:ind w:left="3600" w:hanging="360"/>
-      </w:pPr>
-      <w:rPr>
-        <w:rFonts w:ascii="Courier New" w:hAnsi="Courier New" w:cs="Courier New" w:hint="default"/>
-      </w:rPr>
-    </w:lvl>
-    <w:lvl w:ilvl="5">
-      <w:start w:val="1"/>
-      <w:numFmt w:val="bullet"/>
-      <w:lvlText w:val=""/>
-      <w:lvlJc w:val="left"/>
-      <w:pPr>
-        <w:ind w:left="4320" w:hanging="360"/>
-      </w:pPr>
-      <w:rPr>
-        <w:rFonts w:ascii="Wingdings" w:hAnsi="Wingdings" w:hint="default"/>
-      </w:rPr>
-    </w:lvl>
-    <w:lvl w:ilvl="6">
-      <w:start w:val="1"/>
-      <w:numFmt w:val="bullet"/>
-      <w:lvlText w:val=""/>
-      <w:lvlJc w:val="left"/>
-      <w:pPr>
-        <w:ind w:left="5040" w:hanging="360"/>
-      </w:pPr>
-      <w:rPr>
-        <w:rFonts w:ascii="Symbol" w:hAnsi="Symbol" w:hint="default"/>
-      </w:rPr>
-    </w:lvl>
-    <w:lvl w:ilvl="7">
-      <w:start w:val="1"/>
-      <w:numFmt w:val="bullet"/>
-      <w:lvlText w:val="o"/>
-      <w:lvlJc w:val="left"/>
-      <w:pPr>
-        <w:ind w:left="5760" w:hanging="360"/>
-      </w:pPr>
-      <w:rPr>
-        <w:rFonts w:ascii="Courier New" w:hAnsi="Courier New" w:cs="Courier New" w:hint="default"/>
-      </w:rPr>
-    </w:lvl>
-    <w:lvl w:ilvl="8">
-      <w:start w:val="1"/>
-      <w:numFmt w:val="bullet"/>
-      <w:lvlText w:val=""/>
-      <w:lvlJc w:val="left"/>
-      <w:pPr>
-        <w:ind w:left="6480" w:hanging="360"/>
-      </w:pPr>
-      <w:rPr>
-        <w:rFonts w:ascii="Wingdings" w:hAnsi="Wingdings" w:hint="default"/>
-      </w:rPr>
-    </w:lvl>
-  </w:abstractNum>
-  <w:num w:numId="1" w16cid:durableId="1797216336">
-    <w:abstractNumId w:val="6"/>
-  </w:num>
-  <w:num w:numId="2" w16cid:durableId="880288367">
-    <w:abstractNumId w:val="8"/>
-  </w:num>
-  <w:num w:numId="3" w16cid:durableId="909652101">
-    <w:abstractNumId w:val="4"/>
-  </w:num>
-  <w:num w:numId="4" w16cid:durableId="36970697">
-    <w:abstractNumId w:val="5"/>
-  </w:num>
-  <w:num w:numId="5" w16cid:durableId="371544342">
-    <w:abstractNumId w:val="3"/>
-  </w:num>
-  <w:num w:numId="6" w16cid:durableId="1609119455">
+  <w:num w:numId="1" w16cid:durableId="391317130">
     <w:abstractNumId w:val="1"/>
   </w:num>
-  <w:num w:numId="7" w16cid:durableId="1139152803">
-    <w:abstractNumId w:val="7"/>
-  </w:num>
-  <w:num w:numId="8" w16cid:durableId="1439182716">
-    <w:abstractNumId w:val="2"/>
-  </w:num>
-  <w:num w:numId="9" w16cid:durableId="201092167">
+  <w:num w:numId="2" w16cid:durableId="1203058702">
     <w:abstractNumId w:val="0"/>
   </w:num>
 </w:numbering>
 </file>
 
 <file path=word/styles.xml><?xml version="1.0" encoding="utf-8"?>
-<w:styles xmlns:mc="http://schemas.openxmlformats.org/markup-compatibility/2006" xmlns:r="http://schemas.openxmlformats.org/officeDocument/2006/relationships" xmlns:w="http://schemas.openxmlformats.org/wordprocessingml/2006/main" xmlns:w14="http://schemas.microsoft.com/office/word/2010/wordml" xmlns:w15="http://schemas.microsoft.com/office/word/2012/wordml" xmlns:w16cex="http://schemas.microsoft.com/office/word/2018/wordml/cex" xmlns:w16cid="http://schemas.microsoft.com/office/word/2016/wordml/cid" xmlns:w16="http://schemas.microsoft.com/office/word/2018/wordml" xmlns:w16du="http://schemas.microsoft.com/office/word/2023/wordml/word16du" xmlns:w16sdtdh="http://schemas.microsoft.com/office/word/2020/wordml/sdtdatahash" xmlns:w16sdtfl="http://schemas.microsoft.com/office/word/2024/wordml/sdtformatlock" xmlns:w16se="http://schemas.microsoft.com/office/word/2015/wordml/symex" mc:Ignorable="w14 w15 w16se w16cid w16 w16cex w16sdtdh w16sdtfl w16du">
+<w:styles xmlns:mc="http://schemas.openxmlformats.org/markup-compatibility/2006" xmlns:r="http://schemas.openxmlformats.org/officeDocument/2006/relationships" xmlns:w="http://schemas.openxmlformats.org/wordprocessingml/2006/main" xmlns:w14="http://schemas.microsoft.com/office/word/2010/wordml" xmlns:w15="http://schemas.microsoft.com/office/word/2012/wordml" xmlns:w16cex="http://schemas.microsoft.com/office/word/2018/wordml/cex" xmlns:w16cid="http://schemas.microsoft.com/office/word/2016/wordml/cid" xmlns:w16="http://schemas.microsoft.com/office/word/2018/wordml" xmlns:w16sdtdh="http://schemas.microsoft.com/office/word/2020/wordml/sdtdatahash" xmlns:w16sdtfl="http://schemas.microsoft.com/office/word/2024/wordml/sdtformatlock" xmlns:w16se="http://schemas.microsoft.com/office/word/2015/wordml/symex" xmlns:w16du="http://schemas.microsoft.com/office/word/2023/wordml/word16du" mc:Ignorable="w14 w15 w16se w16cid w16 w16cex w16sdtdh w16sdtfl w16du">
   <w:docDefaults>
     <w:rPrDefault>
       <w:rPr>
-        <w:rFonts w:ascii="Calibri" w:eastAsia="宋体" w:hAnsi="Calibri" w:cs="Times New Roman"/>
+        <w:rFonts w:ascii="Calibri" w:eastAsia="SimSun" w:hAnsi="Calibri" w:cs="Times New Roman"/>
         <w:lang w:val="en-US" w:eastAsia="zh-CN" w:bidi="ar-SA"/>
       </w:rPr>
     </w:rPrDefault>
@@ -5213,7 +4142,7 @@
     <w:lsdException w:name="Normal Indent" w:semiHidden="1" w:unhideWhenUsed="1"/>
     <w:lsdException w:name="footnote text" w:semiHidden="1" w:unhideWhenUsed="1"/>
     <w:lsdException w:name="annotation text" w:unhideWhenUsed="1" w:qFormat="1"/>
-    <w:lsdException w:name="header" w:unhideWhenUsed="1"/>
+    <w:lsdException w:name="header" w:unhideWhenUsed="1" w:qFormat="1"/>
     <w:lsdException w:name="footer" w:unhideWhenUsed="1" w:qFormat="1"/>
     <w:lsdException w:name="index heading" w:semiHidden="1" w:unhideWhenUsed="1"/>
     <w:lsdException w:name="caption" w:semiHidden="1" w:uiPriority="35" w:unhideWhenUsed="1" w:qFormat="1"/>
@@ -5268,7 +4197,7 @@
     <w:lsdException w:name="Body Text Indent 3" w:semiHidden="1" w:unhideWhenUsed="1"/>
     <w:lsdException w:name="Block Text" w:semiHidden="1" w:unhideWhenUsed="1"/>
     <w:lsdException w:name="Hyperlink" w:unhideWhenUsed="1" w:qFormat="1"/>
-    <w:lsdException w:name="FollowedHyperlink" w:semiHidden="1" w:unhideWhenUsed="1"/>
+    <w:lsdException w:name="FollowedHyperlink" w:semiHidden="1" w:unhideWhenUsed="1" w:qFormat="1"/>
     <w:lsdException w:name="Strong" w:uiPriority="22" w:qFormat="1"/>
     <w:lsdException w:name="Emphasis" w:uiPriority="20" w:qFormat="1"/>
     <w:lsdException w:name="Document Map" w:semiHidden="1" w:unhideWhenUsed="1"/>
@@ -5338,7 +4267,8 @@
     <w:lsdException w:name="Balloon Text" w:semiHidden="1" w:unhideWhenUsed="1" w:qFormat="1"/>
     <w:lsdException w:name="Table Grid" w:uiPriority="59"/>
     <w:lsdException w:name="Table Theme" w:semiHidden="1" w:unhideWhenUsed="1"/>
-    <w:lsdException w:name="Placeholder Text" w:semiHidden="1"/>
+    <w:lsdException w:name="Placeholder Text" w:semiHidden="1" w:unhideWhenUsed="1"/>
+    <w:lsdException w:name="No Spacing" w:semiHidden="1" w:unhideWhenUsed="1"/>
     <w:lsdException w:name="Light Shading" w:uiPriority="60"/>
     <w:lsdException w:name="Light List" w:uiPriority="61"/>
     <w:lsdException w:name="Light Grid" w:uiPriority="62"/>
@@ -5359,8 +4289,10 @@
     <w:lsdException w:name="Medium Shading 1 Accent 1" w:uiPriority="63"/>
     <w:lsdException w:name="Medium Shading 2 Accent 1" w:uiPriority="64"/>
     <w:lsdException w:name="Medium List 1 Accent 1" w:uiPriority="65"/>
-    <w:lsdException w:name="Revision" w:semiHidden="1"/>
+    <w:lsdException w:name="Revision" w:semiHidden="1" w:unhideWhenUsed="1"/>
     <w:lsdException w:name="List Paragraph" w:uiPriority="34" w:qFormat="1"/>
+    <w:lsdException w:name="Quote" w:semiHidden="1" w:unhideWhenUsed="1"/>
+    <w:lsdException w:name="Intense Quote" w:semiHidden="1" w:unhideWhenUsed="1"/>
     <w:lsdException w:name="Medium List 2 Accent 1" w:uiPriority="66"/>
     <w:lsdException w:name="Medium Grid 1 Accent 1" w:uiPriority="67"/>
     <w:lsdException w:name="Medium Grid 2 Accent 1" w:uiPriority="68"/>
@@ -5684,6 +4616,7 @@
     <w:link w:val="ab"/>
     <w:uiPriority w:val="99"/>
     <w:unhideWhenUsed/>
+    <w:qFormat/>
     <w:pPr>
       <w:pBdr>
         <w:bottom w:val="single" w:sz="6" w:space="1" w:color="auto"/>
@@ -5719,6 +4652,28 @@
     </w:rPr>
   </w:style>
   <w:style w:type="character" w:styleId="ae">
+    <w:name w:val="Strong"/>
+    <w:basedOn w:val="a0"/>
+    <w:uiPriority w:val="22"/>
+    <w:qFormat/>
+    <w:rPr>
+      <w:b/>
+      <w:bCs/>
+    </w:rPr>
+  </w:style>
+  <w:style w:type="character" w:styleId="af">
+    <w:name w:val="FollowedHyperlink"/>
+    <w:basedOn w:val="a0"/>
+    <w:uiPriority w:val="99"/>
+    <w:semiHidden/>
+    <w:unhideWhenUsed/>
+    <w:qFormat/>
+    <w:rPr>
+      <w:color w:val="800080" w:themeColor="followedHyperlink"/>
+      <w:u w:val="single"/>
+    </w:rPr>
+  </w:style>
+  <w:style w:type="character" w:styleId="af0">
     <w:name w:val="Hyperlink"/>
     <w:basedOn w:val="a0"/>
     <w:uiPriority w:val="99"/>
@@ -5729,7 +4684,7 @@
       <w:u w:val="single"/>
     </w:rPr>
   </w:style>
-  <w:style w:type="character" w:styleId="af">
+  <w:style w:type="character" w:styleId="af1">
     <w:name w:val="annotation reference"/>
     <w:basedOn w:val="a0"/>
     <w:uiPriority w:val="99"/>
@@ -5748,7 +4703,7 @@
     <w:uiPriority w:val="99"/>
     <w:qFormat/>
     <w:rPr>
-      <w:rFonts w:ascii="Calibri" w:eastAsia="宋体" w:hAnsi="Calibri" w:cs="Times New Roman"/>
+      <w:rFonts w:ascii="Calibri" w:eastAsia="SimSun" w:hAnsi="Calibri" w:cs="Times New Roman"/>
       <w:kern w:val="0"/>
       <w:sz w:val="20"/>
       <w:szCs w:val="20"/>
@@ -5763,7 +4718,7 @@
     <w:semiHidden/>
     <w:qFormat/>
     <w:rPr>
-      <w:rFonts w:ascii="Calibri" w:eastAsia="宋体" w:hAnsi="Calibri" w:cs="Times New Roman"/>
+      <w:rFonts w:ascii="Calibri" w:eastAsia="SimSun" w:hAnsi="Calibri" w:cs="Times New Roman"/>
       <w:kern w:val="0"/>
       <w:sz w:val="18"/>
       <w:szCs w:val="18"/>
@@ -5777,7 +4732,7 @@
     <w:uiPriority w:val="99"/>
     <w:qFormat/>
     <w:rPr>
-      <w:rFonts w:ascii="Calibri" w:eastAsia="宋体" w:hAnsi="Calibri" w:cs="Times New Roman"/>
+      <w:rFonts w:ascii="Calibri" w:eastAsia="SimSun" w:hAnsi="Calibri" w:cs="Times New Roman"/>
       <w:kern w:val="0"/>
       <w:sz w:val="18"/>
       <w:szCs w:val="18"/>
@@ -5791,7 +4746,7 @@
     <w:uiPriority w:val="99"/>
     <w:qFormat/>
     <w:rPr>
-      <w:rFonts w:ascii="Calibri" w:eastAsia="宋体" w:hAnsi="Calibri" w:cs="Times New Roman"/>
+      <w:rFonts w:ascii="Calibri" w:eastAsia="SimSun" w:hAnsi="Calibri" w:cs="Times New Roman"/>
       <w:kern w:val="0"/>
       <w:sz w:val="18"/>
       <w:szCs w:val="18"/>
@@ -5806,7 +4761,7 @@
     <w:semiHidden/>
     <w:qFormat/>
     <w:rPr>
-      <w:rFonts w:ascii="Calibri" w:eastAsia="宋体" w:hAnsi="Calibri" w:cs="Times New Roman"/>
+      <w:rFonts w:ascii="Calibri" w:eastAsia="SimSun" w:hAnsi="Calibri" w:cs="Times New Roman"/>
       <w:b/>
       <w:bCs/>
       <w:kern w:val="0"/>
@@ -5815,7 +4770,7 @@
       <w:lang w:val="en-CA" w:eastAsia="en-US"/>
     </w:rPr>
   </w:style>
-  <w:style w:type="paragraph" w:styleId="af0">
+  <w:style w:type="paragraph" w:styleId="af2">
     <w:name w:val="List Paragraph"/>
     <w:basedOn w:val="a"/>
     <w:uiPriority w:val="34"/>
@@ -5825,13 +4780,13 @@
       <w:contextualSpacing/>
     </w:pPr>
   </w:style>
-  <w:style w:type="character" w:styleId="af1">
-    <w:name w:val="Unresolved Mention"/>
+  <w:style w:type="character" w:customStyle="1" w:styleId="10">
+    <w:name w:val="未处理的提及1"/>
     <w:basedOn w:val="a0"/>
     <w:uiPriority w:val="99"/>
     <w:semiHidden/>
     <w:unhideWhenUsed/>
-    <w:rsid w:val="007C2381"/>
+    <w:qFormat/>
     <w:rPr>
       <w:color w:val="605E5C"/>
       <w:shd w:val="clear" w:color="auto" w:fill="E1DFDD"/>
@@ -5840,38 +4795,15 @@
   <w:style w:type="paragraph" w:customStyle="1" w:styleId="ds-markdown-paragraph">
     <w:name w:val="ds-markdown-paragraph"/>
     <w:basedOn w:val="a"/>
-    <w:rsid w:val="00E82A5C"/>
+    <w:qFormat/>
     <w:pPr>
       <w:spacing w:before="100" w:beforeAutospacing="1" w:after="100" w:afterAutospacing="1" w:line="240" w:lineRule="auto"/>
     </w:pPr>
     <w:rPr>
-      <w:rFonts w:ascii="宋体" w:hAnsi="宋体" w:cs="宋体"/>
+      <w:rFonts w:ascii="SimSun" w:hAnsi="SimSun" w:cs="SimSun"/>
       <w:sz w:val="24"/>
       <w:szCs w:val="24"/>
       <w:lang w:val="en-US" w:eastAsia="zh-CN"/>
-    </w:rPr>
-  </w:style>
-  <w:style w:type="character" w:styleId="af2">
-    <w:name w:val="Strong"/>
-    <w:basedOn w:val="a0"/>
-    <w:uiPriority w:val="22"/>
-    <w:qFormat/>
-    <w:rsid w:val="00E82A5C"/>
-    <w:rPr>
-      <w:b/>
-      <w:bCs/>
-    </w:rPr>
-  </w:style>
-  <w:style w:type="character" w:styleId="af3">
-    <w:name w:val="FollowedHyperlink"/>
-    <w:basedOn w:val="a0"/>
-    <w:uiPriority w:val="99"/>
-    <w:semiHidden/>
-    <w:unhideWhenUsed/>
-    <w:rsid w:val="00AA6A02"/>
-    <w:rPr>
-      <w:color w:val="800080" w:themeColor="followedHyperlink"/>
-      <w:u w:val="single"/>
     </w:rPr>
   </w:style>
 </w:styles>
@@ -6166,26 +5098,11 @@
 <b:Sources xmlns:b="http://schemas.openxmlformats.org/officeDocument/2006/bibliography" xmlns="http://schemas.openxmlformats.org/officeDocument/2006/bibliography" SelectedStyle="\APA.XSL" StyleName="APA"/>
 </file>
 
-<file path=customXml/item2.xml><?xml version="1.0" encoding="utf-8"?>
-<s:customData xmlns="http://www.wps.cn/officeDocument/2013/wpsCustomData" xmlns:s="http://www.wps.cn/officeDocument/2013/wpsCustomData">
-  <customSectProps>
-    <customSectPr/>
-  </customSectProps>
-</s:customData>
-</file>
-
 <file path=customXml/itemProps1.xml><?xml version="1.0" encoding="utf-8"?>
 <ds:datastoreItem xmlns:ds="http://schemas.openxmlformats.org/officeDocument/2006/customXml" ds:itemID="{6F772A48-FE9E-4AAD-A39E-287A56C948AD}">
   <ds:schemaRefs>
     <ds:schemaRef ds:uri="http://schemas.openxmlformats.org/officeDocument/2006/bibliography"/>
-  </ds:schemaRefs>
-</ds:datastoreItem>
-</file>
-
-<file path=customXml/itemProps2.xml><?xml version="1.0" encoding="utf-8"?>
-<ds:datastoreItem xmlns:ds="http://schemas.openxmlformats.org/officeDocument/2006/customXml" ds:itemID="{B1977F7D-205B-4081-913C-38D41E755F92}">
-  <ds:schemaRefs>
-    <ds:schemaRef ds:uri="http://www.wps.cn/officeDocument/2013/wpsCustomData"/>
+    <ds:schemaRef ds:uri="http://www.w3.org/2000/xmlns/"/>
   </ds:schemaRefs>
 </ds:datastoreItem>
 </file>
--- a/CV_WU-Guanchu.docx
+++ b/CV_WU-Guanchu.docx
@@ -1,6 +1,6 @@
 
 <file path=word/document.xml><?xml version="1.0" encoding="utf-8"?>
-<w:document xmlns:wpc="http://schemas.microsoft.com/office/word/2010/wordprocessingCanvas" xmlns:cx="http://schemas.microsoft.com/office/drawing/2014/chartex" xmlns:cx1="http://schemas.microsoft.com/office/drawing/2015/9/8/chartex" xmlns:cx2="http://schemas.microsoft.com/office/drawing/2015/10/21/chartex" xmlns:cx3="http://schemas.microsoft.com/office/drawing/2016/5/9/chartex" xmlns:cx4="http://schemas.microsoft.com/office/drawing/2016/5/10/chartex" xmlns:cx5="http://schemas.microsoft.com/office/drawing/2016/5/11/chartex" xmlns:cx6="http://schemas.microsoft.com/office/drawing/2016/5/12/chartex" xmlns:cx7="http://schemas.microsoft.com/office/drawing/2016/5/13/chartex" xmlns:cx8="http://schemas.microsoft.com/office/drawing/2016/5/14/chartex" xmlns:mc="http://schemas.openxmlformats.org/markup-compatibility/2006" xmlns:m="http://schemas.openxmlformats.org/officeDocument/2006/math" xmlns:aink="http://schemas.microsoft.com/office/drawing/2016/ink" xmlns:am3d="http://schemas.microsoft.com/office/drawing/2017/model3d" xmlns:oel="http://schemas.microsoft.com/office/2019/extlst" xmlns:r="http://schemas.openxmlformats.org/officeDocument/2006/relationships" xmlns:wp14="http://schemas.microsoft.com/office/word/2010/wordprocessingDrawing" xmlns:wp="http://schemas.openxmlformats.org/drawingml/2006/wordprocessingDrawing" xmlns:wpg="http://schemas.microsoft.com/office/word/2010/wordprocessingGroup" xmlns:wpi="http://schemas.microsoft.com/office/word/2010/wordprocessingInk" xmlns:wps="http://schemas.microsoft.com/office/word/2010/wordprocessingShape" xmlns:o="urn:schemas-microsoft-com:office:office" xmlns:v="urn:schemas-microsoft-com:vml" xmlns:w10="urn:schemas-microsoft-com:office:word" xmlns:w="http://schemas.openxmlformats.org/wordprocessingml/2006/main" xmlns:w14="http://schemas.microsoft.com/office/word/2010/wordml" xmlns:w15="http://schemas.microsoft.com/office/word/2012/wordml" xmlns:w16cex="http://schemas.microsoft.com/office/word/2018/wordml/cex" xmlns:w16cid="http://schemas.microsoft.com/office/word/2016/wordml/cid" xmlns:w16="http://schemas.microsoft.com/office/word/2018/wordml" xmlns:w16sdtdh="http://schemas.microsoft.com/office/word/2020/wordml/sdtdatahash" xmlns:w16sdtfl="http://schemas.microsoft.com/office/word/2024/wordml/sdtformatlock" xmlns:w16se="http://schemas.microsoft.com/office/word/2015/wordml/symex" xmlns:w16du="http://schemas.microsoft.com/office/word/2023/wordml/word16du" xmlns:wne="http://schemas.microsoft.com/office/word/2006/wordml" mc:Ignorable="w14 w15 w16se w16cid w16 w16cex w16sdtdh w16sdtfl w16du wp14">
+<w:document xmlns:wpc="http://schemas.microsoft.com/office/word/2010/wordprocessingCanvas" xmlns:cx="http://schemas.microsoft.com/office/drawing/2014/chartex" xmlns:cx1="http://schemas.microsoft.com/office/drawing/2015/9/8/chartex" xmlns:cx2="http://schemas.microsoft.com/office/drawing/2015/10/21/chartex" xmlns:cx3="http://schemas.microsoft.com/office/drawing/2016/5/9/chartex" xmlns:cx4="http://schemas.microsoft.com/office/drawing/2016/5/10/chartex" xmlns:cx5="http://schemas.microsoft.com/office/drawing/2016/5/11/chartex" xmlns:cx6="http://schemas.microsoft.com/office/drawing/2016/5/12/chartex" xmlns:cx7="http://schemas.microsoft.com/office/drawing/2016/5/13/chartex" xmlns:cx8="http://schemas.microsoft.com/office/drawing/2016/5/14/chartex" xmlns:mc="http://schemas.openxmlformats.org/markup-compatibility/2006" xmlns:aink="http://schemas.microsoft.com/office/drawing/2016/ink" xmlns:am3d="http://schemas.microsoft.com/office/drawing/2017/model3d" xmlns:o="urn:schemas-microsoft-com:office:office" xmlns:oel="http://schemas.microsoft.com/office/2019/extlst" xmlns:r="http://schemas.openxmlformats.org/officeDocument/2006/relationships" xmlns:m="http://schemas.openxmlformats.org/officeDocument/2006/math" xmlns:v="urn:schemas-microsoft-com:vml" xmlns:wp14="http://schemas.microsoft.com/office/word/2010/wordprocessingDrawing" xmlns:wp="http://schemas.openxmlformats.org/drawingml/2006/wordprocessingDrawing" xmlns:w10="urn:schemas-microsoft-com:office:word" xmlns:w="http://schemas.openxmlformats.org/wordprocessingml/2006/main" xmlns:w14="http://schemas.microsoft.com/office/word/2010/wordml" xmlns:w15="http://schemas.microsoft.com/office/word/2012/wordml" xmlns:w16cei="http://schemas.microsoft.com/office/word/2026/wordml/cei" xmlns:w16cex="http://schemas.microsoft.com/office/word/2018/wordml/cex" xmlns:w16cid="http://schemas.microsoft.com/office/word/2016/wordml/cid" xmlns:w16="http://schemas.microsoft.com/office/word/2018/wordml" xmlns:w16du="http://schemas.microsoft.com/office/word/2023/wordml/word16du" xmlns:w16sdtdh="http://schemas.microsoft.com/office/word/2020/wordml/sdtdatahash" xmlns:w16sdtfl="http://schemas.microsoft.com/office/word/2024/wordml/sdtformatlock" xmlns:w16se="http://schemas.microsoft.com/office/word/2015/wordml/symex" xmlns:wpg="http://schemas.microsoft.com/office/word/2010/wordprocessingGroup" xmlns:wpi="http://schemas.microsoft.com/office/word/2010/wordprocessingInk" xmlns:wne="http://schemas.microsoft.com/office/word/2006/wordml" xmlns:wps="http://schemas.microsoft.com/office/word/2010/wordprocessingShape" mc:Ignorable="w14 w15 w16se w16cid w16 w16cex w16sdtdh w16sdtfl w16du wp14">
   <w:body>
     <w:p>
       <w:pPr>
@@ -60,27 +60,7 @@
           <w:szCs w:val="20"/>
           <w:lang w:val="en-US" w:eastAsia="zh-CN"/>
         </w:rPr>
-        <w:t xml:space="preserve">Address: No. 498 </w:t>
-      </w:r>
-      <w:proofErr w:type="spellStart"/>
-      <w:r>
-        <w:rPr>
-          <w:rFonts w:ascii="Times New Roman" w:hAnsi="Times New Roman"/>
-          <w:sz w:val="20"/>
-          <w:szCs w:val="20"/>
-          <w:lang w:val="en-US" w:eastAsia="zh-CN"/>
-        </w:rPr>
-        <w:t>Chunjiang</w:t>
-      </w:r>
-      <w:proofErr w:type="spellEnd"/>
-      <w:r>
-        <w:rPr>
-          <w:rFonts w:ascii="Times New Roman" w:hAnsi="Times New Roman"/>
-          <w:sz w:val="20"/>
-          <w:szCs w:val="20"/>
-          <w:lang w:val="en-US" w:eastAsia="zh-CN"/>
-        </w:rPr>
-        <w:t xml:space="preserve"> West Road, Chengdu, Sichuan,</w:t>
+        <w:t>Address: No. 498 Chunjiang West Road, Chengdu, Sichuan,</w:t>
       </w:r>
       <w:r>
         <w:rPr>
@@ -545,29 +525,7 @@
           <w:szCs w:val="20"/>
           <w:lang w:val="en-US" w:eastAsia="zh-CN"/>
         </w:rPr>
-        <w:t xml:space="preserve">Quantum Algorithms (e.g. QFT, </w:t>
-      </w:r>
-      <w:proofErr w:type="spellStart"/>
-      <w:r>
-        <w:rPr>
-          <w:rFonts w:ascii="Times New Roman" w:hAnsi="Times New Roman" w:hint="eastAsia"/>
-          <w:bCs/>
-          <w:sz w:val="20"/>
-          <w:szCs w:val="20"/>
-          <w:lang w:val="en-US" w:eastAsia="zh-CN"/>
-        </w:rPr>
-        <w:t>Shor</w:t>
-      </w:r>
-      <w:proofErr w:type="spellEnd"/>
-      <w:r>
-        <w:rPr>
-          <w:rFonts w:ascii="Times New Roman" w:hAnsi="Times New Roman" w:hint="eastAsia"/>
-          <w:bCs/>
-          <w:sz w:val="20"/>
-          <w:szCs w:val="20"/>
-          <w:lang w:val="en-US" w:eastAsia="zh-CN"/>
-        </w:rPr>
-        <w:t xml:space="preserve"> Code, Toric Code</w:t>
+        <w:t>Quantum Algorithms (e.g. QFT, Shor Code, Toric Code</w:t>
       </w:r>
       <w:r>
         <w:rPr>
@@ -883,31 +841,7 @@
           <w:szCs w:val="20"/>
           <w:lang w:val="en-US" w:eastAsia="zh-CN"/>
         </w:rPr>
-        <w:t xml:space="preserve">Awards and </w:t>
-      </w:r>
-      <w:proofErr w:type="spellStart"/>
-      <w:r>
-        <w:rPr>
-          <w:rFonts w:ascii="Times New Roman" w:hAnsi="Times New Roman"/>
-          <w:b/>
-          <w:bCs/>
-          <w:sz w:val="20"/>
-          <w:szCs w:val="20"/>
-          <w:lang w:val="en-US" w:eastAsia="zh-CN"/>
-        </w:rPr>
-        <w:t>Honours</w:t>
-      </w:r>
-      <w:proofErr w:type="spellEnd"/>
-      <w:r>
-        <w:rPr>
-          <w:rFonts w:ascii="Times New Roman" w:hAnsi="Times New Roman"/>
-          <w:b/>
-          <w:bCs/>
-          <w:sz w:val="20"/>
-          <w:szCs w:val="20"/>
-          <w:lang w:val="en-US" w:eastAsia="zh-CN"/>
-        </w:rPr>
-        <w:t xml:space="preserve">: </w:t>
+        <w:t xml:space="preserve">Awards and Honours: </w:t>
       </w:r>
       <w:r>
         <w:rPr>
@@ -1043,7 +977,7 @@
           <w:szCs w:val="20"/>
           <w:lang w:val="en-US" w:eastAsia="zh-CN"/>
         </w:rPr>
-        <w:t xml:space="preserve">Quantum Mechanics, Methods of Experimental Physics, Thermodynamics and Statistical Physics, </w:t>
+        <w:t>Quantum Mechanics, Methods of Experimental Physics, Thermodynamics and Statistical Physics,</w:t>
       </w:r>
       <w:r>
         <w:rPr>
@@ -1407,22 +1341,8 @@
           <w:szCs w:val="20"/>
           <w:lang w:val="en-US" w:eastAsia="zh-CN"/>
         </w:rPr>
-        <w:t xml:space="preserve">, Supervised by Prof. HUANG, </w:t>
-      </w:r>
-      <w:proofErr w:type="spellStart"/>
-      <w:r>
-        <w:rPr>
-          <w:rFonts w:ascii="Times New Roman" w:hAnsi="Times New Roman" w:hint="eastAsia"/>
-          <w:bCs/>
-          <w:i/>
-          <w:iCs/>
-          <w:sz w:val="20"/>
-          <w:szCs w:val="20"/>
-          <w:lang w:val="en-US" w:eastAsia="zh-CN"/>
-        </w:rPr>
-        <w:t>Shiling</w:t>
-      </w:r>
-      <w:proofErr w:type="spellEnd"/>
+        <w:t>, Supervised by Prof. HUANG, Shiling</w:t>
+      </w:r>
       <w:r>
         <w:rPr>
           <w:rFonts w:ascii="Times New Roman" w:hAnsi="Times New Roman"/>
@@ -1702,21 +1622,8 @@
           <w:szCs w:val="20"/>
           <w:lang w:val="en-US" w:eastAsia="zh-CN"/>
         </w:rPr>
-        <w:t xml:space="preserve"> Stefan </w:t>
-      </w:r>
-      <w:proofErr w:type="spellStart"/>
-      <w:r>
-        <w:rPr>
-          <w:rFonts w:ascii="Times New Roman" w:hAnsi="Times New Roman"/>
-          <w:i/>
-          <w:iCs/>
-          <w:sz w:val="20"/>
-          <w:szCs w:val="20"/>
-          <w:lang w:val="en-US" w:eastAsia="zh-CN"/>
-        </w:rPr>
-        <w:t>Filipp</w:t>
-      </w:r>
-      <w:proofErr w:type="spellEnd"/>
+        <w:t xml:space="preserve"> Stefan Filipp</w:t>
+      </w:r>
       <w:r>
         <w:rPr>
           <w:rFonts w:ascii="Times New Roman" w:hAnsi="Times New Roman"/>
@@ -1852,27 +1759,7 @@
           <w:szCs w:val="20"/>
           <w:lang w:val="en-US" w:eastAsia="zh-CN"/>
         </w:rPr>
-        <w:t xml:space="preserve">Analytically and numerically studied the Hamiltonians of general superconducting circuits (e.g., </w:t>
-      </w:r>
-      <w:proofErr w:type="spellStart"/>
-      <w:r>
-        <w:rPr>
-          <w:rFonts w:ascii="Times New Roman" w:hAnsi="Times New Roman" w:hint="eastAsia"/>
-          <w:sz w:val="20"/>
-          <w:szCs w:val="20"/>
-          <w:lang w:val="en-US" w:eastAsia="zh-CN"/>
-        </w:rPr>
-        <w:t>transmon</w:t>
-      </w:r>
-      <w:proofErr w:type="spellEnd"/>
-      <w:r>
-        <w:rPr>
-          <w:rFonts w:ascii="Times New Roman" w:hAnsi="Times New Roman" w:hint="eastAsia"/>
-          <w:sz w:val="20"/>
-          <w:szCs w:val="20"/>
-          <w:lang w:val="en-US" w:eastAsia="zh-CN"/>
-        </w:rPr>
-        <w:t xml:space="preserve"> and coupled circuits) and a specific circuit from the experiment</w:t>
+        <w:t>Analytically and numerically studied the Hamiltonians of general superconducting circuits (e.g., transmon and coupled circuits) and a specific circuit from the experiment</w:t>
       </w:r>
     </w:p>
     <w:p>
@@ -2369,27 +2256,7 @@
           <w:szCs w:val="20"/>
           <w:lang w:eastAsia="zh-CN"/>
         </w:rPr>
-        <w:t xml:space="preserve">Designed evaluation tasks involving previously unseen </w:t>
-      </w:r>
-      <w:proofErr w:type="spellStart"/>
-      <w:r>
-        <w:rPr>
-          <w:rFonts w:ascii="Times New Roman" w:hAnsi="Times New Roman"/>
-          <w:sz w:val="20"/>
-          <w:szCs w:val="20"/>
-          <w:lang w:eastAsia="zh-CN"/>
-        </w:rPr>
-        <w:t>color</w:t>
-      </w:r>
-      <w:proofErr w:type="spellEnd"/>
-      <w:r>
-        <w:rPr>
-          <w:rFonts w:ascii="Times New Roman" w:hAnsi="Times New Roman"/>
-          <w:sz w:val="20"/>
-          <w:szCs w:val="20"/>
-          <w:lang w:eastAsia="zh-CN"/>
-        </w:rPr>
-        <w:t xml:space="preserve"> combinations and achieved a 64% success rate without task-specific fine-tuning, demonstrating the model’s zero-shot generalization capability.</w:t>
+        <w:t>Designed evaluation tasks involving previously unseen color combinations and achieved a 64% success rate without task-specific fine-tuning, demonstrating the model’s zero-shot generalization capability.</w:t>
       </w:r>
     </w:p>
     <w:p>
@@ -2947,21 +2814,8 @@
           <w:szCs w:val="20"/>
           <w:lang w:val="en-US" w:eastAsia="zh-CN"/>
         </w:rPr>
-        <w:t xml:space="preserve"> LIAO, </w:t>
-      </w:r>
-      <w:proofErr w:type="spellStart"/>
-      <w:r>
-        <w:rPr>
-          <w:rFonts w:ascii="Times New Roman" w:hAnsi="Times New Roman" w:hint="eastAsia"/>
-          <w:i/>
-          <w:iCs/>
-          <w:sz w:val="20"/>
-          <w:szCs w:val="20"/>
-          <w:lang w:val="en-US" w:eastAsia="zh-CN"/>
-        </w:rPr>
-        <w:t>Shujuan</w:t>
-      </w:r>
-      <w:proofErr w:type="spellEnd"/>
+        <w:t xml:space="preserve"> LIAO, Shujuan</w:t>
+      </w:r>
       <w:r>
         <w:rPr>
           <w:rFonts w:ascii="Times New Roman" w:hAnsi="Times New Roman"/>
@@ -3106,27 +2960,7 @@
           <w:szCs w:val="20"/>
           <w:lang w:val="en-US" w:eastAsia="zh-CN"/>
         </w:rPr>
-        <w:t xml:space="preserve">Performed data cleaning, </w:t>
-      </w:r>
-      <w:proofErr w:type="spellStart"/>
-      <w:r>
-        <w:rPr>
-          <w:rFonts w:ascii="Times New Roman" w:hAnsi="Times New Roman"/>
-          <w:sz w:val="20"/>
-          <w:szCs w:val="20"/>
-          <w:lang w:val="en-US" w:eastAsia="zh-CN"/>
-        </w:rPr>
-        <w:t>missingness</w:t>
-      </w:r>
-      <w:proofErr w:type="spellEnd"/>
-      <w:r>
-        <w:rPr>
-          <w:rFonts w:ascii="Times New Roman" w:hAnsi="Times New Roman"/>
-          <w:sz w:val="20"/>
-          <w:szCs w:val="20"/>
-          <w:lang w:val="en-US" w:eastAsia="zh-CN"/>
-        </w:rPr>
-        <w:t xml:space="preserve"> </w:t>
+        <w:t xml:space="preserve">Performed data cleaning, missingness </w:t>
       </w:r>
       <w:r>
         <w:rPr>
@@ -3456,21 +3290,8 @@
           <w:szCs w:val="20"/>
           <w:lang w:val="en-US" w:eastAsia="zh-CN"/>
         </w:rPr>
-        <w:t xml:space="preserve">Research Project, supervised by Prof. CAI, </w:t>
-      </w:r>
-      <w:proofErr w:type="spellStart"/>
-      <w:r>
-        <w:rPr>
-          <w:rFonts w:ascii="Times New Roman" w:hAnsi="Times New Roman" w:hint="eastAsia"/>
-          <w:i/>
-          <w:iCs/>
-          <w:sz w:val="20"/>
-          <w:szCs w:val="20"/>
-          <w:lang w:val="en-US" w:eastAsia="zh-CN"/>
-        </w:rPr>
-        <w:t>Xiaotang</w:t>
-      </w:r>
-      <w:proofErr w:type="spellEnd"/>
+        <w:t>Research Project, supervised by Prof. CAI, Xiaotang</w:t>
+      </w:r>
       <w:r>
         <w:rPr>
           <w:rFonts w:ascii="Times New Roman" w:hAnsi="Times New Roman"/>
@@ -3813,7 +3634,7 @@
 </file>
 
 <file path=word/endnotes.xml><?xml version="1.0" encoding="utf-8"?>
-<w:endnotes xmlns:wpc="http://schemas.microsoft.com/office/word/2010/wordprocessingCanvas" xmlns:cx="http://schemas.microsoft.com/office/drawing/2014/chartex" xmlns:cx1="http://schemas.microsoft.com/office/drawing/2015/9/8/chartex" xmlns:cx2="http://schemas.microsoft.com/office/drawing/2015/10/21/chartex" xmlns:cx3="http://schemas.microsoft.com/office/drawing/2016/5/9/chartex" xmlns:cx4="http://schemas.microsoft.com/office/drawing/2016/5/10/chartex" xmlns:cx5="http://schemas.microsoft.com/office/drawing/2016/5/11/chartex" xmlns:cx6="http://schemas.microsoft.com/office/drawing/2016/5/12/chartex" xmlns:cx7="http://schemas.microsoft.com/office/drawing/2016/5/13/chartex" xmlns:cx8="http://schemas.microsoft.com/office/drawing/2016/5/14/chartex" xmlns:mc="http://schemas.openxmlformats.org/markup-compatibility/2006" xmlns:m="http://schemas.openxmlformats.org/officeDocument/2006/math" xmlns:aink="http://schemas.microsoft.com/office/drawing/2016/ink" xmlns:am3d="http://schemas.microsoft.com/office/drawing/2017/model3d" xmlns:oel="http://schemas.microsoft.com/office/2019/extlst" xmlns:r="http://schemas.openxmlformats.org/officeDocument/2006/relationships" xmlns:wp14="http://schemas.microsoft.com/office/word/2010/wordprocessingDrawing" xmlns:wp="http://schemas.openxmlformats.org/drawingml/2006/wordprocessingDrawing" xmlns:wpg="http://schemas.microsoft.com/office/word/2010/wordprocessingGroup" xmlns:wpi="http://schemas.microsoft.com/office/word/2010/wordprocessingInk" xmlns:wps="http://schemas.microsoft.com/office/word/2010/wordprocessingShape" xmlns:o="urn:schemas-microsoft-com:office:office" xmlns:v="urn:schemas-microsoft-com:vml" xmlns:w10="urn:schemas-microsoft-com:office:word" xmlns:w="http://schemas.openxmlformats.org/wordprocessingml/2006/main" xmlns:w14="http://schemas.microsoft.com/office/word/2010/wordml" xmlns:w15="http://schemas.microsoft.com/office/word/2012/wordml" xmlns:w16cex="http://schemas.microsoft.com/office/word/2018/wordml/cex" xmlns:w16cid="http://schemas.microsoft.com/office/word/2016/wordml/cid" xmlns:w16="http://schemas.microsoft.com/office/word/2018/wordml" xmlns:w16sdtdh="http://schemas.microsoft.com/office/word/2020/wordml/sdtdatahash" xmlns:w16sdtfl="http://schemas.microsoft.com/office/word/2024/wordml/sdtformatlock" xmlns:w16se="http://schemas.microsoft.com/office/word/2015/wordml/symex" xmlns:w16du="http://schemas.microsoft.com/office/word/2023/wordml/word16du" xmlns:wne="http://schemas.microsoft.com/office/word/2006/wordml" mc:Ignorable="w14 w15 w16se w16cid w16 w16cex w16sdtdh w16sdtfl w16du wp14">
+<w:endnotes xmlns:wpc="http://schemas.microsoft.com/office/word/2010/wordprocessingCanvas" xmlns:cx="http://schemas.microsoft.com/office/drawing/2014/chartex" xmlns:cx1="http://schemas.microsoft.com/office/drawing/2015/9/8/chartex" xmlns:cx2="http://schemas.microsoft.com/office/drawing/2015/10/21/chartex" xmlns:cx3="http://schemas.microsoft.com/office/drawing/2016/5/9/chartex" xmlns:cx4="http://schemas.microsoft.com/office/drawing/2016/5/10/chartex" xmlns:cx5="http://schemas.microsoft.com/office/drawing/2016/5/11/chartex" xmlns:cx6="http://schemas.microsoft.com/office/drawing/2016/5/12/chartex" xmlns:cx7="http://schemas.microsoft.com/office/drawing/2016/5/13/chartex" xmlns:cx8="http://schemas.microsoft.com/office/drawing/2016/5/14/chartex" xmlns:mc="http://schemas.openxmlformats.org/markup-compatibility/2006" xmlns:aink="http://schemas.microsoft.com/office/drawing/2016/ink" xmlns:am3d="http://schemas.microsoft.com/office/drawing/2017/model3d" xmlns:o="urn:schemas-microsoft-com:office:office" xmlns:oel="http://schemas.microsoft.com/office/2019/extlst" xmlns:r="http://schemas.openxmlformats.org/officeDocument/2006/relationships" xmlns:m="http://schemas.openxmlformats.org/officeDocument/2006/math" xmlns:v="urn:schemas-microsoft-com:vml" xmlns:wp14="http://schemas.microsoft.com/office/word/2010/wordprocessingDrawing" xmlns:wp="http://schemas.openxmlformats.org/drawingml/2006/wordprocessingDrawing" xmlns:w10="urn:schemas-microsoft-com:office:word" xmlns:w="http://schemas.openxmlformats.org/wordprocessingml/2006/main" xmlns:w14="http://schemas.microsoft.com/office/word/2010/wordml" xmlns:w15="http://schemas.microsoft.com/office/word/2012/wordml" xmlns:w16cei="http://schemas.microsoft.com/office/word/2026/wordml/cei" xmlns:w16cex="http://schemas.microsoft.com/office/word/2018/wordml/cex" xmlns:w16cid="http://schemas.microsoft.com/office/word/2016/wordml/cid" xmlns:w16="http://schemas.microsoft.com/office/word/2018/wordml" xmlns:w16du="http://schemas.microsoft.com/office/word/2023/wordml/word16du" xmlns:w16sdtdh="http://schemas.microsoft.com/office/word/2020/wordml/sdtdatahash" xmlns:w16sdtfl="http://schemas.microsoft.com/office/word/2024/wordml/sdtformatlock" xmlns:w16se="http://schemas.microsoft.com/office/word/2015/wordml/symex" xmlns:wpg="http://schemas.microsoft.com/office/word/2010/wordprocessingGroup" xmlns:wpi="http://schemas.microsoft.com/office/word/2010/wordprocessingInk" xmlns:wne="http://schemas.microsoft.com/office/word/2006/wordml" xmlns:wps="http://schemas.microsoft.com/office/word/2010/wordprocessingShape" mc:Ignorable="w14 w15 w16se w16cid w16 w16cex w16sdtdh w16sdtfl w16du wp14">
   <w:endnote w:type="separator" w:id="-1">
     <w:p>
       <w:pPr>
@@ -3838,7 +3659,7 @@
 </file>
 
 <file path=word/footnotes.xml><?xml version="1.0" encoding="utf-8"?>
-<w:footnotes xmlns:wpc="http://schemas.microsoft.com/office/word/2010/wordprocessingCanvas" xmlns:cx="http://schemas.microsoft.com/office/drawing/2014/chartex" xmlns:cx1="http://schemas.microsoft.com/office/drawing/2015/9/8/chartex" xmlns:cx2="http://schemas.microsoft.com/office/drawing/2015/10/21/chartex" xmlns:cx3="http://schemas.microsoft.com/office/drawing/2016/5/9/chartex" xmlns:cx4="http://schemas.microsoft.com/office/drawing/2016/5/10/chartex" xmlns:cx5="http://schemas.microsoft.com/office/drawing/2016/5/11/chartex" xmlns:cx6="http://schemas.microsoft.com/office/drawing/2016/5/12/chartex" xmlns:cx7="http://schemas.microsoft.com/office/drawing/2016/5/13/chartex" xmlns:cx8="http://schemas.microsoft.com/office/drawing/2016/5/14/chartex" xmlns:mc="http://schemas.openxmlformats.org/markup-compatibility/2006" xmlns:m="http://schemas.openxmlformats.org/officeDocument/2006/math" xmlns:aink="http://schemas.microsoft.com/office/drawing/2016/ink" xmlns:am3d="http://schemas.microsoft.com/office/drawing/2017/model3d" xmlns:oel="http://schemas.microsoft.com/office/2019/extlst" xmlns:r="http://schemas.openxmlformats.org/officeDocument/2006/relationships" xmlns:wp14="http://schemas.microsoft.com/office/word/2010/wordprocessingDrawing" xmlns:wp="http://schemas.openxmlformats.org/drawingml/2006/wordprocessingDrawing" xmlns:wpg="http://schemas.microsoft.com/office/word/2010/wordprocessingGroup" xmlns:wpi="http://schemas.microsoft.com/office/word/2010/wordprocessingInk" xmlns:wps="http://schemas.microsoft.com/office/word/2010/wordprocessingShape" xmlns:o="urn:schemas-microsoft-com:office:office" xmlns:v="urn:schemas-microsoft-com:vml" xmlns:w10="urn:schemas-microsoft-com:office:word" xmlns:w="http://schemas.openxmlformats.org/wordprocessingml/2006/main" xmlns:w14="http://schemas.microsoft.com/office/word/2010/wordml" xmlns:w15="http://schemas.microsoft.com/office/word/2012/wordml" xmlns:w16cex="http://schemas.microsoft.com/office/word/2018/wordml/cex" xmlns:w16cid="http://schemas.microsoft.com/office/word/2016/wordml/cid" xmlns:w16="http://schemas.microsoft.com/office/word/2018/wordml" xmlns:w16sdtdh="http://schemas.microsoft.com/office/word/2020/wordml/sdtdatahash" xmlns:w16sdtfl="http://schemas.microsoft.com/office/word/2024/wordml/sdtformatlock" xmlns:w16se="http://schemas.microsoft.com/office/word/2015/wordml/symex" xmlns:w16du="http://schemas.microsoft.com/office/word/2023/wordml/word16du" xmlns:wne="http://schemas.microsoft.com/office/word/2006/wordml" mc:Ignorable="w14 w15 w16se w16cid w16 w16cex w16sdtdh w16sdtfl w16du wp14">
+<w:footnotes xmlns:wpc="http://schemas.microsoft.com/office/word/2010/wordprocessingCanvas" xmlns:cx="http://schemas.microsoft.com/office/drawing/2014/chartex" xmlns:cx1="http://schemas.microsoft.com/office/drawing/2015/9/8/chartex" xmlns:cx2="http://schemas.microsoft.com/office/drawing/2015/10/21/chartex" xmlns:cx3="http://schemas.microsoft.com/office/drawing/2016/5/9/chartex" xmlns:cx4="http://schemas.microsoft.com/office/drawing/2016/5/10/chartex" xmlns:cx5="http://schemas.microsoft.com/office/drawing/2016/5/11/chartex" xmlns:cx6="http://schemas.microsoft.com/office/drawing/2016/5/12/chartex" xmlns:cx7="http://schemas.microsoft.com/office/drawing/2016/5/13/chartex" xmlns:cx8="http://schemas.microsoft.com/office/drawing/2016/5/14/chartex" xmlns:mc="http://schemas.openxmlformats.org/markup-compatibility/2006" xmlns:aink="http://schemas.microsoft.com/office/drawing/2016/ink" xmlns:am3d="http://schemas.microsoft.com/office/drawing/2017/model3d" xmlns:o="urn:schemas-microsoft-com:office:office" xmlns:oel="http://schemas.microsoft.com/office/2019/extlst" xmlns:r="http://schemas.openxmlformats.org/officeDocument/2006/relationships" xmlns:m="http://schemas.openxmlformats.org/officeDocument/2006/math" xmlns:v="urn:schemas-microsoft-com:vml" xmlns:wp14="http://schemas.microsoft.com/office/word/2010/wordprocessingDrawing" xmlns:wp="http://schemas.openxmlformats.org/drawingml/2006/wordprocessingDrawing" xmlns:w10="urn:schemas-microsoft-com:office:word" xmlns:w="http://schemas.openxmlformats.org/wordprocessingml/2006/main" xmlns:w14="http://schemas.microsoft.com/office/word/2010/wordml" xmlns:w15="http://schemas.microsoft.com/office/word/2012/wordml" xmlns:w16cei="http://schemas.microsoft.com/office/word/2026/wordml/cei" xmlns:w16cex="http://schemas.microsoft.com/office/word/2018/wordml/cex" xmlns:w16cid="http://schemas.microsoft.com/office/word/2016/wordml/cid" xmlns:w16="http://schemas.microsoft.com/office/word/2018/wordml" xmlns:w16du="http://schemas.microsoft.com/office/word/2023/wordml/word16du" xmlns:w16sdtdh="http://schemas.microsoft.com/office/word/2020/wordml/sdtdatahash" xmlns:w16sdtfl="http://schemas.microsoft.com/office/word/2024/wordml/sdtformatlock" xmlns:w16se="http://schemas.microsoft.com/office/word/2015/wordml/symex" xmlns:wpg="http://schemas.microsoft.com/office/word/2010/wordprocessingGroup" xmlns:wpi="http://schemas.microsoft.com/office/word/2010/wordprocessingInk" xmlns:wne="http://schemas.microsoft.com/office/word/2006/wordml" xmlns:wps="http://schemas.microsoft.com/office/word/2010/wordprocessingShape" mc:Ignorable="w14 w15 w16se w16cid w16 w16cex w16sdtdh w16sdtfl w16du wp14">
   <w:footnote w:type="separator" w:id="-1">
     <w:p>
       <w:pPr>
@@ -3863,7 +3684,7 @@
 </file>
 
 <file path=word/numbering.xml><?xml version="1.0" encoding="utf-8"?>
-<w:numbering xmlns:wpc="http://schemas.microsoft.com/office/word/2010/wordprocessingCanvas" xmlns:cx="http://schemas.microsoft.com/office/drawing/2014/chartex" xmlns:cx1="http://schemas.microsoft.com/office/drawing/2015/9/8/chartex" xmlns:cx2="http://schemas.microsoft.com/office/drawing/2015/10/21/chartex" xmlns:cx3="http://schemas.microsoft.com/office/drawing/2016/5/9/chartex" xmlns:cx4="http://schemas.microsoft.com/office/drawing/2016/5/10/chartex" xmlns:cx5="http://schemas.microsoft.com/office/drawing/2016/5/11/chartex" xmlns:cx6="http://schemas.microsoft.com/office/drawing/2016/5/12/chartex" xmlns:cx7="http://schemas.microsoft.com/office/drawing/2016/5/13/chartex" xmlns:cx8="http://schemas.microsoft.com/office/drawing/2016/5/14/chartex" xmlns:mc="http://schemas.openxmlformats.org/markup-compatibility/2006" xmlns:m="http://schemas.openxmlformats.org/officeDocument/2006/math" xmlns:aink="http://schemas.microsoft.com/office/drawing/2016/ink" xmlns:am3d="http://schemas.microsoft.com/office/drawing/2017/model3d" xmlns:oel="http://schemas.microsoft.com/office/2019/extlst" xmlns:r="http://schemas.openxmlformats.org/officeDocument/2006/relationships" xmlns:wp14="http://schemas.microsoft.com/office/word/2010/wordprocessingDrawing" xmlns:wp="http://schemas.openxmlformats.org/drawingml/2006/wordprocessingDrawing" xmlns:wpg="http://schemas.microsoft.com/office/word/2010/wordprocessingGroup" xmlns:wpi="http://schemas.microsoft.com/office/word/2010/wordprocessingInk" xmlns:wps="http://schemas.microsoft.com/office/word/2010/wordprocessingShape" xmlns:o="urn:schemas-microsoft-com:office:office" xmlns:v="urn:schemas-microsoft-com:vml" xmlns:w10="urn:schemas-microsoft-com:office:word" xmlns:w="http://schemas.openxmlformats.org/wordprocessingml/2006/main" xmlns:w14="http://schemas.microsoft.com/office/word/2010/wordml" xmlns:w15="http://schemas.microsoft.com/office/word/2012/wordml" xmlns:w16cex="http://schemas.microsoft.com/office/word/2018/wordml/cex" xmlns:w16cid="http://schemas.microsoft.com/office/word/2016/wordml/cid" xmlns:w16="http://schemas.microsoft.com/office/word/2018/wordml" xmlns:w16sdtdh="http://schemas.microsoft.com/office/word/2020/wordml/sdtdatahash" xmlns:w16sdtfl="http://schemas.microsoft.com/office/word/2024/wordml/sdtformatlock" xmlns:w16se="http://schemas.microsoft.com/office/word/2015/wordml/symex" xmlns:w16du="http://schemas.microsoft.com/office/word/2023/wordml/word16du" xmlns:wne="http://schemas.microsoft.com/office/word/2006/wordml" mc:Ignorable="w14 w15 w16se w16cid w16 w16cex w16sdtdh w16sdtfl w16du wp14">
+<w:numbering xmlns:wpc="http://schemas.microsoft.com/office/word/2010/wordprocessingCanvas" xmlns:cx="http://schemas.microsoft.com/office/drawing/2014/chartex" xmlns:cx1="http://schemas.microsoft.com/office/drawing/2015/9/8/chartex" xmlns:cx2="http://schemas.microsoft.com/office/drawing/2015/10/21/chartex" xmlns:cx3="http://schemas.microsoft.com/office/drawing/2016/5/9/chartex" xmlns:cx4="http://schemas.microsoft.com/office/drawing/2016/5/10/chartex" xmlns:cx5="http://schemas.microsoft.com/office/drawing/2016/5/11/chartex" xmlns:cx6="http://schemas.microsoft.com/office/drawing/2016/5/12/chartex" xmlns:cx7="http://schemas.microsoft.com/office/drawing/2016/5/13/chartex" xmlns:cx8="http://schemas.microsoft.com/office/drawing/2016/5/14/chartex" xmlns:mc="http://schemas.openxmlformats.org/markup-compatibility/2006" xmlns:aink="http://schemas.microsoft.com/office/drawing/2016/ink" xmlns:am3d="http://schemas.microsoft.com/office/drawing/2017/model3d" xmlns:o="urn:schemas-microsoft-com:office:office" xmlns:oel="http://schemas.microsoft.com/office/2019/extlst" xmlns:r="http://schemas.openxmlformats.org/officeDocument/2006/relationships" xmlns:m="http://schemas.openxmlformats.org/officeDocument/2006/math" xmlns:v="urn:schemas-microsoft-com:vml" xmlns:wp14="http://schemas.microsoft.com/office/word/2010/wordprocessingDrawing" xmlns:wp="http://schemas.openxmlformats.org/drawingml/2006/wordprocessingDrawing" xmlns:w10="urn:schemas-microsoft-com:office:word" xmlns:w="http://schemas.openxmlformats.org/wordprocessingml/2006/main" xmlns:w14="http://schemas.microsoft.com/office/word/2010/wordml" xmlns:w15="http://schemas.microsoft.com/office/word/2012/wordml" xmlns:w16cei="http://schemas.microsoft.com/office/word/2026/wordml/cei" xmlns:w16cex="http://schemas.microsoft.com/office/word/2018/wordml/cex" xmlns:w16cid="http://schemas.microsoft.com/office/word/2016/wordml/cid" xmlns:w16="http://schemas.microsoft.com/office/word/2018/wordml" xmlns:w16du="http://schemas.microsoft.com/office/word/2023/wordml/word16du" xmlns:w16sdtdh="http://schemas.microsoft.com/office/word/2020/wordml/sdtdatahash" xmlns:w16sdtfl="http://schemas.microsoft.com/office/word/2024/wordml/sdtformatlock" xmlns:w16se="http://schemas.microsoft.com/office/word/2015/wordml/symex" xmlns:wpg="http://schemas.microsoft.com/office/word/2010/wordprocessingGroup" xmlns:wpi="http://schemas.microsoft.com/office/word/2010/wordprocessingInk" xmlns:wne="http://schemas.microsoft.com/office/word/2006/wordml" xmlns:wps="http://schemas.microsoft.com/office/word/2010/wordprocessingShape" mc:Ignorable="w14 w15 w16se w16cid w16 w16cex w16sdtdh w16sdtfl w16du wp14">
   <w:abstractNum w:abstractNumId="0" w15:restartNumberingAfterBreak="0">
     <w:nsid w:val="43181F37"/>
     <w:multiLevelType w:val="multilevel"/>
@@ -4100,11 +3921,11 @@
 </file>
 
 <file path=word/styles.xml><?xml version="1.0" encoding="utf-8"?>
-<w:styles xmlns:mc="http://schemas.openxmlformats.org/markup-compatibility/2006" xmlns:r="http://schemas.openxmlformats.org/officeDocument/2006/relationships" xmlns:w="http://schemas.openxmlformats.org/wordprocessingml/2006/main" xmlns:w14="http://schemas.microsoft.com/office/word/2010/wordml" xmlns:w15="http://schemas.microsoft.com/office/word/2012/wordml" xmlns:w16cex="http://schemas.microsoft.com/office/word/2018/wordml/cex" xmlns:w16cid="http://schemas.microsoft.com/office/word/2016/wordml/cid" xmlns:w16="http://schemas.microsoft.com/office/word/2018/wordml" xmlns:w16sdtdh="http://schemas.microsoft.com/office/word/2020/wordml/sdtdatahash" xmlns:w16sdtfl="http://schemas.microsoft.com/office/word/2024/wordml/sdtformatlock" xmlns:w16se="http://schemas.microsoft.com/office/word/2015/wordml/symex" xmlns:w16du="http://schemas.microsoft.com/office/word/2023/wordml/word16du" mc:Ignorable="w14 w15 w16se w16cid w16 w16cex w16sdtdh w16sdtfl w16du">
+<w:styles xmlns:mc="http://schemas.openxmlformats.org/markup-compatibility/2006" xmlns:r="http://schemas.openxmlformats.org/officeDocument/2006/relationships" xmlns:w="http://schemas.openxmlformats.org/wordprocessingml/2006/main" xmlns:w14="http://schemas.microsoft.com/office/word/2010/wordml" xmlns:w15="http://schemas.microsoft.com/office/word/2012/wordml" xmlns:w16cex="http://schemas.microsoft.com/office/word/2018/wordml/cex" xmlns:w16cid="http://schemas.microsoft.com/office/word/2016/wordml/cid" xmlns:w16="http://schemas.microsoft.com/office/word/2018/wordml" xmlns:w16du="http://schemas.microsoft.com/office/word/2023/wordml/word16du" xmlns:w16sdtdh="http://schemas.microsoft.com/office/word/2020/wordml/sdtdatahash" xmlns:w16sdtfl="http://schemas.microsoft.com/office/word/2024/wordml/sdtformatlock" xmlns:w16se="http://schemas.microsoft.com/office/word/2015/wordml/symex" mc:Ignorable="w14 w15 w16se w16cid w16 w16cex w16sdtdh w16sdtfl w16du">
   <w:docDefaults>
     <w:rPrDefault>
       <w:rPr>
-        <w:rFonts w:ascii="Calibri" w:eastAsia="SimSun" w:hAnsi="Calibri" w:cs="Times New Roman"/>
+        <w:rFonts w:ascii="Calibri" w:eastAsia="宋体" w:hAnsi="Calibri" w:cs="Times New Roman"/>
         <w:lang w:val="en-US" w:eastAsia="zh-CN" w:bidi="ar-SA"/>
       </w:rPr>
     </w:rPrDefault>
@@ -4703,7 +4524,7 @@
     <w:uiPriority w:val="99"/>
     <w:qFormat/>
     <w:rPr>
-      <w:rFonts w:ascii="Calibri" w:eastAsia="SimSun" w:hAnsi="Calibri" w:cs="Times New Roman"/>
+      <w:rFonts w:ascii="Calibri" w:eastAsia="宋体" w:hAnsi="Calibri" w:cs="Times New Roman"/>
       <w:kern w:val="0"/>
       <w:sz w:val="20"/>
       <w:szCs w:val="20"/>
@@ -4718,7 +4539,7 @@
     <w:semiHidden/>
     <w:qFormat/>
     <w:rPr>
-      <w:rFonts w:ascii="Calibri" w:eastAsia="SimSun" w:hAnsi="Calibri" w:cs="Times New Roman"/>
+      <w:rFonts w:ascii="Calibri" w:eastAsia="宋体" w:hAnsi="Calibri" w:cs="Times New Roman"/>
       <w:kern w:val="0"/>
       <w:sz w:val="18"/>
       <w:szCs w:val="18"/>
@@ -4732,7 +4553,7 @@
     <w:uiPriority w:val="99"/>
     <w:qFormat/>
     <w:rPr>
-      <w:rFonts w:ascii="Calibri" w:eastAsia="SimSun" w:hAnsi="Calibri" w:cs="Times New Roman"/>
+      <w:rFonts w:ascii="Calibri" w:eastAsia="宋体" w:hAnsi="Calibri" w:cs="Times New Roman"/>
       <w:kern w:val="0"/>
       <w:sz w:val="18"/>
       <w:szCs w:val="18"/>
@@ -4746,7 +4567,7 @@
     <w:uiPriority w:val="99"/>
     <w:qFormat/>
     <w:rPr>
-      <w:rFonts w:ascii="Calibri" w:eastAsia="SimSun" w:hAnsi="Calibri" w:cs="Times New Roman"/>
+      <w:rFonts w:ascii="Calibri" w:eastAsia="宋体" w:hAnsi="Calibri" w:cs="Times New Roman"/>
       <w:kern w:val="0"/>
       <w:sz w:val="18"/>
       <w:szCs w:val="18"/>
@@ -4761,7 +4582,7 @@
     <w:semiHidden/>
     <w:qFormat/>
     <w:rPr>
-      <w:rFonts w:ascii="Calibri" w:eastAsia="SimSun" w:hAnsi="Calibri" w:cs="Times New Roman"/>
+      <w:rFonts w:ascii="Calibri" w:eastAsia="宋体" w:hAnsi="Calibri" w:cs="Times New Roman"/>
       <w:b/>
       <w:bCs/>
       <w:kern w:val="0"/>
@@ -4800,7 +4621,7 @@
       <w:spacing w:before="100" w:beforeAutospacing="1" w:after="100" w:afterAutospacing="1" w:line="240" w:lineRule="auto"/>
     </w:pPr>
     <w:rPr>
-      <w:rFonts w:ascii="SimSun" w:hAnsi="SimSun" w:cs="SimSun"/>
+      <w:rFonts w:ascii="宋体" w:hAnsi="宋体" w:cs="宋体"/>
       <w:sz w:val="24"/>
       <w:szCs w:val="24"/>
       <w:lang w:val="en-US" w:eastAsia="zh-CN"/>
@@ -5102,7 +4923,6 @@
 <ds:datastoreItem xmlns:ds="http://schemas.openxmlformats.org/officeDocument/2006/customXml" ds:itemID="{6F772A48-FE9E-4AAD-A39E-287A56C948AD}">
   <ds:schemaRefs>
     <ds:schemaRef ds:uri="http://schemas.openxmlformats.org/officeDocument/2006/bibliography"/>
-    <ds:schemaRef ds:uri="http://www.w3.org/2000/xmlns/"/>
   </ds:schemaRefs>
 </ds:datastoreItem>
 </file>